--- a/link_eshopworld/Documentation/eShopWorld_Order_Cancellation_Integration.docx
+++ b/link_eshopworld/Documentation/eShopWorld_Order_Cancellation_Integration.docx
@@ -91,7 +91,7 @@
                                     <w:sz w:val="20"/>
                                     <w:szCs w:val="20"/>
                                   </w:rPr>
-                                  <w:t>8</w:t>
+                                  <w:t>9</w:t>
                                 </w:r>
                               </w:p>
                               <w:p>
@@ -123,14 +123,7 @@
                                     <w:sz w:val="20"/>
                                     <w:szCs w:val="20"/>
                                   </w:rPr>
-                                  <w:t>September</w:t>
-                                </w:r>
-                                <w:r>
-                                  <w:rPr>
-                                    <w:sz w:val="20"/>
-                                    <w:szCs w:val="20"/>
-                                  </w:rPr>
-                                  <w:t xml:space="preserve"> </w:t>
+                                  <w:t xml:space="preserve">October </w:t>
                                 </w:r>
                                 <w:r>
                                   <w:rPr>
@@ -233,7 +226,7 @@
                               <w:sz w:val="20"/>
                               <w:szCs w:val="20"/>
                             </w:rPr>
-                            <w:t>8</w:t>
+                            <w:t>9</w:t>
                           </w:r>
                         </w:p>
                         <w:p>
@@ -265,14 +258,7 @@
                               <w:sz w:val="20"/>
                               <w:szCs w:val="20"/>
                             </w:rPr>
-                            <w:t>September</w:t>
-                          </w:r>
-                          <w:r>
-                            <w:rPr>
-                              <w:sz w:val="20"/>
-                              <w:szCs w:val="20"/>
-                            </w:rPr>
-                            <w:t xml:space="preserve"> </w:t>
+                            <w:t xml:space="preserve">October </w:t>
                           </w:r>
                           <w:r>
                             <w:rPr>
@@ -2618,7 +2604,7 @@
           <w:noProof/>
         </w:rPr>
         <w:drawing>
-          <wp:inline distT="0" distB="0" distL="0" distR="0" wp14:anchorId="513C56A6" wp14:editId="76BEF649">
+          <wp:inline distT="0" distB="0" distL="0" distR="0" wp14:anchorId="513C56A6" wp14:editId="011056B8">
             <wp:extent cx="5943600" cy="3147060"/>
             <wp:effectExtent l="0" t="0" r="0" b="0"/>
             <wp:docPr id="18" name="Picture 18"/>
@@ -5906,7 +5892,6 @@
   <w:style w:type="character" w:default="1" w:styleId="DefaultParagraphFont">
     <w:name w:val="Default Paragraph Font"/>
     <w:uiPriority w:val="1"/>
-    <w:semiHidden/>
     <w:unhideWhenUsed/>
   </w:style>
   <w:style w:type="table" w:default="1" w:styleId="TableNormal">

--- a/link_eshopworld/Documentation/eShopWorld_Order_Cancellation_Integration.docx
+++ b/link_eshopworld/Documentation/eShopWorld_Order_Cancellation_Integration.docx
@@ -84,14 +84,14 @@
                                     <w:sz w:val="20"/>
                                     <w:szCs w:val="20"/>
                                   </w:rPr>
-                                  <w:t>: 4.</w:t>
+                                  <w:t xml:space="preserve">: </w:t>
                                 </w:r>
                                 <w:r>
                                   <w:rPr>
                                     <w:sz w:val="20"/>
                                     <w:szCs w:val="20"/>
                                   </w:rPr>
-                                  <w:t>9</w:t>
+                                  <w:t>5.0.0</w:t>
                                 </w:r>
                               </w:p>
                               <w:p>
@@ -123,14 +123,21 @@
                                     <w:sz w:val="20"/>
                                     <w:szCs w:val="20"/>
                                   </w:rPr>
-                                  <w:t xml:space="preserve">October </w:t>
+                                  <w:t xml:space="preserve">February </w:t>
                                 </w:r>
                                 <w:r>
                                   <w:rPr>
                                     <w:sz w:val="20"/>
                                     <w:szCs w:val="20"/>
                                   </w:rPr>
-                                  <w:t>2025</w:t>
+                                  <w:t>202</w:t>
+                                </w:r>
+                                <w:r>
+                                  <w:rPr>
+                                    <w:sz w:val="20"/>
+                                    <w:szCs w:val="20"/>
+                                  </w:rPr>
+                                  <w:t>6</w:t>
                                 </w:r>
                               </w:p>
                               <w:p>
@@ -152,7 +159,7 @@
                                   <w:rPr>
                                     <w:rStyle w:val="span"/>
                                   </w:rPr>
-                                  <w:t>5</w:t>
+                                  <w:t>6</w:t>
                                 </w:r>
                                 <w:r>
                                   <w:rPr>
@@ -219,14 +226,14 @@
                               <w:sz w:val="20"/>
                               <w:szCs w:val="20"/>
                             </w:rPr>
-                            <w:t>: 4.</w:t>
+                            <w:t xml:space="preserve">: </w:t>
                           </w:r>
                           <w:r>
                             <w:rPr>
                               <w:sz w:val="20"/>
                               <w:szCs w:val="20"/>
                             </w:rPr>
-                            <w:t>9</w:t>
+                            <w:t>5.0.0</w:t>
                           </w:r>
                         </w:p>
                         <w:p>
@@ -258,14 +265,21 @@
                               <w:sz w:val="20"/>
                               <w:szCs w:val="20"/>
                             </w:rPr>
-                            <w:t xml:space="preserve">October </w:t>
+                            <w:t xml:space="preserve">February </w:t>
                           </w:r>
                           <w:r>
                             <w:rPr>
                               <w:sz w:val="20"/>
                               <w:szCs w:val="20"/>
                             </w:rPr>
-                            <w:t>2025</w:t>
+                            <w:t>202</w:t>
+                          </w:r>
+                          <w:r>
+                            <w:rPr>
+                              <w:sz w:val="20"/>
+                              <w:szCs w:val="20"/>
+                            </w:rPr>
+                            <w:t>6</w:t>
                           </w:r>
                         </w:p>
                         <w:p>
@@ -287,7 +301,7 @@
                             <w:rPr>
                               <w:rStyle w:val="span"/>
                             </w:rPr>
-                            <w:t>5</w:t>
+                            <w:t>6</w:t>
                           </w:r>
                           <w:r>
                             <w:rPr>
@@ -985,7 +999,11 @@
             <w:rPr>
               <w:rFonts w:cstheme="minorBidi"/>
               <w:noProof/>
-              <w:lang w:val="en-IE" w:eastAsia="en-IE"/>
+              <w:kern w:val="2"/>
+              <w:sz w:val="24"/>
+              <w:szCs w:val="24"/>
+              <w:lang w:val="en-PK" w:eastAsia="en-PK"/>
+              <w14:ligatures w14:val="standardContextual"/>
             </w:rPr>
           </w:pPr>
           <w:r>
@@ -1012,7 +1030,7 @@
             </w:rPr>
             <w:fldChar w:fldCharType="separate"/>
           </w:r>
-          <w:hyperlink w:anchor="_Toc74308869" w:history="1">
+          <w:hyperlink w:anchor="_Toc221569674" w:history="1">
             <w:r>
               <w:rPr>
                 <w:rStyle w:val="Hyperlink"/>
@@ -1027,7 +1045,11 @@
               <w:rPr>
                 <w:rFonts w:cstheme="minorBidi"/>
                 <w:noProof/>
-                <w:lang w:val="en-IE" w:eastAsia="en-IE"/>
+                <w:kern w:val="2"/>
+                <w:sz w:val="24"/>
+                <w:szCs w:val="24"/>
+                <w:lang w:val="en-PK" w:eastAsia="en-PK"/>
+                <w14:ligatures w14:val="standardContextual"/>
               </w:rPr>
               <w:tab/>
             </w:r>
@@ -1060,7 +1082,7 @@
                 <w:noProof/>
                 <w:webHidden/>
               </w:rPr>
-              <w:instrText xml:space="preserve"> PAGEREF _Toc74308869 \h </w:instrText>
+              <w:instrText xml:space="preserve"> PAGEREF _Toc221569674 \h </w:instrText>
             </w:r>
             <w:r>
               <w:rPr>
@@ -1080,7 +1102,7 @@
                 <w:noProof/>
                 <w:webHidden/>
               </w:rPr>
-              <w:t>3</w:t>
+              <w:t>2</w:t>
             </w:r>
             <w:r>
               <w:rPr>
@@ -1095,17 +1117,20 @@
           <w:pPr>
             <w:pStyle w:val="TOC2"/>
             <w:tabs>
-              <w:tab w:val="left" w:pos="880"/>
+              <w:tab w:val="left" w:pos="720"/>
               <w:tab w:val="right" w:leader="dot" w:pos="9350"/>
             </w:tabs>
             <w:rPr>
               <w:rFonts w:asciiTheme="minorHAnsi" w:eastAsiaTheme="minorEastAsia" w:hAnsiTheme="minorHAnsi" w:cstheme="minorBidi"/>
               <w:noProof/>
-              <w:sz w:val="22"/>
-              <w:szCs w:val="22"/>
+              <w:kern w:val="2"/>
+              <w:sz w:val="24"/>
+              <w:szCs w:val="24"/>
+              <w:lang w:val="en-PK" w:eastAsia="en-PK"/>
+              <w14:ligatures w14:val="standardContextual"/>
             </w:rPr>
           </w:pPr>
-          <w:hyperlink w:anchor="_Toc74308870" w:history="1">
+          <w:hyperlink w:anchor="_Toc221569675" w:history="1">
             <w:r>
               <w:rPr>
                 <w:rStyle w:val="Hyperlink"/>
@@ -1118,8 +1143,11 @@
               <w:rPr>
                 <w:rFonts w:asciiTheme="minorHAnsi" w:eastAsiaTheme="minorEastAsia" w:hAnsiTheme="minorHAnsi" w:cstheme="minorBidi"/>
                 <w:noProof/>
-                <w:sz w:val="22"/>
-                <w:szCs w:val="22"/>
+                <w:kern w:val="2"/>
+                <w:sz w:val="24"/>
+                <w:szCs w:val="24"/>
+                <w:lang w:val="en-PK" w:eastAsia="en-PK"/>
+                <w14:ligatures w14:val="standardContextual"/>
               </w:rPr>
               <w:tab/>
             </w:r>
@@ -1129,7 +1157,7 @@
                 <w:rFonts w:ascii="Arial" w:hAnsi="Arial" w:cs="Arial"/>
                 <w:noProof/>
               </w:rPr>
-              <w:t>Retailers OMS Order Cancellation (SFCC =&gt; ESW)</w:t>
+              <w:t>eShopWorld Order Cancellation (ESW =&gt; SFCC)</w:t>
             </w:r>
             <w:r>
               <w:rPr>
@@ -1150,7 +1178,7 @@
                 <w:noProof/>
                 <w:webHidden/>
               </w:rPr>
-              <w:instrText xml:space="preserve"> PAGEREF _Toc74308870 \h </w:instrText>
+              <w:instrText xml:space="preserve"> PAGEREF _Toc221569675 \h </w:instrText>
             </w:r>
             <w:r>
               <w:rPr>
@@ -1185,17 +1213,20 @@
           <w:pPr>
             <w:pStyle w:val="TOC3"/>
             <w:tabs>
-              <w:tab w:val="left" w:pos="1100"/>
+              <w:tab w:val="left" w:pos="1200"/>
               <w:tab w:val="right" w:leader="dot" w:pos="9350"/>
             </w:tabs>
             <w:rPr>
               <w:rFonts w:asciiTheme="minorHAnsi" w:eastAsiaTheme="minorEastAsia" w:hAnsiTheme="minorHAnsi" w:cstheme="minorBidi"/>
               <w:noProof/>
-              <w:sz w:val="22"/>
-              <w:szCs w:val="22"/>
+              <w:kern w:val="2"/>
+              <w:sz w:val="24"/>
+              <w:szCs w:val="24"/>
+              <w:lang w:val="en-PK" w:eastAsia="en-PK"/>
+              <w14:ligatures w14:val="standardContextual"/>
             </w:rPr>
           </w:pPr>
-          <w:hyperlink w:anchor="_Toc74308871" w:history="1">
+          <w:hyperlink w:anchor="_Toc221569676" w:history="1">
             <w:r>
               <w:rPr>
                 <w:rStyle w:val="Hyperlink"/>
@@ -1208,8 +1239,11 @@
               <w:rPr>
                 <w:rFonts w:asciiTheme="minorHAnsi" w:eastAsiaTheme="minorEastAsia" w:hAnsiTheme="minorHAnsi" w:cstheme="minorBidi"/>
                 <w:noProof/>
-                <w:sz w:val="22"/>
-                <w:szCs w:val="22"/>
+                <w:kern w:val="2"/>
+                <w:sz w:val="24"/>
+                <w:szCs w:val="24"/>
+                <w:lang w:val="en-PK" w:eastAsia="en-PK"/>
+                <w14:ligatures w14:val="standardContextual"/>
               </w:rPr>
               <w:tab/>
             </w:r>
@@ -1219,7 +1253,7 @@
                 <w:rFonts w:ascii="Arial" w:hAnsi="Arial" w:cs="Arial"/>
                 <w:noProof/>
               </w:rPr>
-              <w:t>Workflow to Cancel Order in ESW using Order API</w:t>
+              <w:t>ESW Webhooks Configuration</w:t>
             </w:r>
             <w:r>
               <w:rPr>
@@ -1240,7 +1274,7 @@
                 <w:noProof/>
                 <w:webHidden/>
               </w:rPr>
-              <w:instrText xml:space="preserve"> PAGEREF _Toc74308871 \h </w:instrText>
+              <w:instrText xml:space="preserve"> PAGEREF _Toc221569676 \h </w:instrText>
             </w:r>
             <w:r>
               <w:rPr>
@@ -1261,96 +1295,6 @@
                 <w:webHidden/>
               </w:rPr>
               <w:t>3</w:t>
-            </w:r>
-            <w:r>
-              <w:rPr>
-                <w:noProof/>
-                <w:webHidden/>
-              </w:rPr>
-              <w:fldChar w:fldCharType="end"/>
-            </w:r>
-          </w:hyperlink>
-        </w:p>
-        <w:p>
-          <w:pPr>
-            <w:pStyle w:val="TOC2"/>
-            <w:tabs>
-              <w:tab w:val="left" w:pos="880"/>
-              <w:tab w:val="right" w:leader="dot" w:pos="9350"/>
-            </w:tabs>
-            <w:rPr>
-              <w:rFonts w:asciiTheme="minorHAnsi" w:eastAsiaTheme="minorEastAsia" w:hAnsiTheme="minorHAnsi" w:cstheme="minorBidi"/>
-              <w:noProof/>
-              <w:sz w:val="22"/>
-              <w:szCs w:val="22"/>
-            </w:rPr>
-          </w:pPr>
-          <w:hyperlink w:anchor="_Toc74308872" w:history="1">
-            <w:r>
-              <w:rPr>
-                <w:rStyle w:val="Hyperlink"/>
-                <w:rFonts w:ascii="Arial" w:hAnsi="Arial" w:cs="Arial"/>
-                <w:noProof/>
-              </w:rPr>
-              <w:t>1.2</w:t>
-            </w:r>
-            <w:r>
-              <w:rPr>
-                <w:rFonts w:asciiTheme="minorHAnsi" w:eastAsiaTheme="minorEastAsia" w:hAnsiTheme="minorHAnsi" w:cstheme="minorBidi"/>
-                <w:noProof/>
-                <w:sz w:val="22"/>
-                <w:szCs w:val="22"/>
-              </w:rPr>
-              <w:tab/>
-            </w:r>
-            <w:r>
-              <w:rPr>
-                <w:rStyle w:val="Hyperlink"/>
-                <w:rFonts w:ascii="Arial" w:hAnsi="Arial" w:cs="Arial"/>
-                <w:noProof/>
-              </w:rPr>
-              <w:t>eShopWorld Order Cancellation (ESW =&gt; SFCC)</w:t>
-            </w:r>
-            <w:r>
-              <w:rPr>
-                <w:noProof/>
-                <w:webHidden/>
-              </w:rPr>
-              <w:tab/>
-            </w:r>
-            <w:r>
-              <w:rPr>
-                <w:noProof/>
-                <w:webHidden/>
-              </w:rPr>
-              <w:fldChar w:fldCharType="begin"/>
-            </w:r>
-            <w:r>
-              <w:rPr>
-                <w:noProof/>
-                <w:webHidden/>
-              </w:rPr>
-              <w:instrText xml:space="preserve"> PAGEREF _Toc74308872 \h </w:instrText>
-            </w:r>
-            <w:r>
-              <w:rPr>
-                <w:noProof/>
-                <w:webHidden/>
-              </w:rPr>
-            </w:r>
-            <w:r>
-              <w:rPr>
-                <w:noProof/>
-                <w:webHidden/>
-              </w:rPr>
-              <w:fldChar w:fldCharType="separate"/>
-            </w:r>
-            <w:r>
-              <w:rPr>
-                <w:noProof/>
-                <w:webHidden/>
-              </w:rPr>
-              <w:t>4</w:t>
             </w:r>
             <w:r>
               <w:rPr>
@@ -1365,31 +1309,37 @@
           <w:pPr>
             <w:pStyle w:val="TOC3"/>
             <w:tabs>
-              <w:tab w:val="left" w:pos="1100"/>
+              <w:tab w:val="left" w:pos="1200"/>
               <w:tab w:val="right" w:leader="dot" w:pos="9350"/>
             </w:tabs>
             <w:rPr>
               <w:rFonts w:asciiTheme="minorHAnsi" w:eastAsiaTheme="minorEastAsia" w:hAnsiTheme="minorHAnsi" w:cstheme="minorBidi"/>
               <w:noProof/>
-              <w:sz w:val="22"/>
-              <w:szCs w:val="22"/>
+              <w:kern w:val="2"/>
+              <w:sz w:val="24"/>
+              <w:szCs w:val="24"/>
+              <w:lang w:val="en-PK" w:eastAsia="en-PK"/>
+              <w14:ligatures w14:val="standardContextual"/>
             </w:rPr>
           </w:pPr>
-          <w:hyperlink w:anchor="_Toc74308873" w:history="1">
+          <w:hyperlink w:anchor="_Toc221569677" w:history="1">
             <w:r>
               <w:rPr>
                 <w:rStyle w:val="Hyperlink"/>
                 <w:rFonts w:ascii="Arial" w:hAnsi="Arial" w:cs="Arial"/>
                 <w:noProof/>
               </w:rPr>
-              <w:t>1.2.1</w:t>
+              <w:t>1.1.2</w:t>
             </w:r>
             <w:r>
               <w:rPr>
                 <w:rFonts w:asciiTheme="minorHAnsi" w:eastAsiaTheme="minorEastAsia" w:hAnsiTheme="minorHAnsi" w:cstheme="minorBidi"/>
                 <w:noProof/>
-                <w:sz w:val="22"/>
-                <w:szCs w:val="22"/>
+                <w:kern w:val="2"/>
+                <w:sz w:val="24"/>
+                <w:szCs w:val="24"/>
+                <w:lang w:val="en-PK" w:eastAsia="en-PK"/>
+                <w14:ligatures w14:val="standardContextual"/>
               </w:rPr>
               <w:tab/>
             </w:r>
@@ -1399,7 +1349,7 @@
                 <w:rFonts w:ascii="Arial" w:hAnsi="Arial" w:cs="Arial"/>
                 <w:noProof/>
               </w:rPr>
-              <w:t>ESW Webhooks Configuration</w:t>
+              <w:t>Workflow to Cancel Order in SFCC</w:t>
             </w:r>
             <w:r>
               <w:rPr>
@@ -1420,7 +1370,7 @@
                 <w:noProof/>
                 <w:webHidden/>
               </w:rPr>
-              <w:instrText xml:space="preserve"> PAGEREF _Toc74308873 \h </w:instrText>
+              <w:instrText xml:space="preserve"> PAGEREF _Toc221569677 \h </w:instrText>
             </w:r>
             <w:r>
               <w:rPr>
@@ -1440,97 +1390,7 @@
                 <w:noProof/>
                 <w:webHidden/>
               </w:rPr>
-              <w:t>4</w:t>
-            </w:r>
-            <w:r>
-              <w:rPr>
-                <w:noProof/>
-                <w:webHidden/>
-              </w:rPr>
-              <w:fldChar w:fldCharType="end"/>
-            </w:r>
-          </w:hyperlink>
-        </w:p>
-        <w:p>
-          <w:pPr>
-            <w:pStyle w:val="TOC3"/>
-            <w:tabs>
-              <w:tab w:val="left" w:pos="1100"/>
-              <w:tab w:val="right" w:leader="dot" w:pos="9350"/>
-            </w:tabs>
-            <w:rPr>
-              <w:rFonts w:asciiTheme="minorHAnsi" w:eastAsiaTheme="minorEastAsia" w:hAnsiTheme="minorHAnsi" w:cstheme="minorBidi"/>
-              <w:noProof/>
-              <w:sz w:val="22"/>
-              <w:szCs w:val="22"/>
-            </w:rPr>
-          </w:pPr>
-          <w:hyperlink w:anchor="_Toc74308874" w:history="1">
-            <w:r>
-              <w:rPr>
-                <w:rStyle w:val="Hyperlink"/>
-                <w:rFonts w:ascii="Arial" w:hAnsi="Arial" w:cs="Arial"/>
-                <w:noProof/>
-              </w:rPr>
-              <w:t>1.2.2</w:t>
-            </w:r>
-            <w:r>
-              <w:rPr>
-                <w:rFonts w:asciiTheme="minorHAnsi" w:eastAsiaTheme="minorEastAsia" w:hAnsiTheme="minorHAnsi" w:cstheme="minorBidi"/>
-                <w:noProof/>
-                <w:sz w:val="22"/>
-                <w:szCs w:val="22"/>
-              </w:rPr>
-              <w:tab/>
-            </w:r>
-            <w:r>
-              <w:rPr>
-                <w:rStyle w:val="Hyperlink"/>
-                <w:rFonts w:ascii="Arial" w:hAnsi="Arial" w:cs="Arial"/>
-                <w:noProof/>
-              </w:rPr>
-              <w:t>Workflow to Cancel Order in SFCC</w:t>
-            </w:r>
-            <w:r>
-              <w:rPr>
-                <w:noProof/>
-                <w:webHidden/>
-              </w:rPr>
-              <w:tab/>
-            </w:r>
-            <w:r>
-              <w:rPr>
-                <w:noProof/>
-                <w:webHidden/>
-              </w:rPr>
-              <w:fldChar w:fldCharType="begin"/>
-            </w:r>
-            <w:r>
-              <w:rPr>
-                <w:noProof/>
-                <w:webHidden/>
-              </w:rPr>
-              <w:instrText xml:space="preserve"> PAGEREF _Toc74308874 \h </w:instrText>
-            </w:r>
-            <w:r>
-              <w:rPr>
-                <w:noProof/>
-                <w:webHidden/>
-              </w:rPr>
-            </w:r>
-            <w:r>
-              <w:rPr>
-                <w:noProof/>
-                <w:webHidden/>
-              </w:rPr>
-              <w:fldChar w:fldCharType="separate"/>
-            </w:r>
-            <w:r>
-              <w:rPr>
-                <w:noProof/>
-                <w:webHidden/>
-              </w:rPr>
-              <w:t>5</w:t>
+              <w:t>3</w:t>
             </w:r>
             <w:r>
               <w:rPr>
@@ -1551,10 +1411,14 @@
             <w:rPr>
               <w:rFonts w:cstheme="minorBidi"/>
               <w:noProof/>
-              <w:lang w:val="en-IE" w:eastAsia="en-IE"/>
+              <w:kern w:val="2"/>
+              <w:sz w:val="24"/>
+              <w:szCs w:val="24"/>
+              <w:lang w:val="en-PK" w:eastAsia="en-PK"/>
+              <w14:ligatures w14:val="standardContextual"/>
             </w:rPr>
           </w:pPr>
-          <w:hyperlink w:anchor="_Toc74308875" w:history="1">
+          <w:hyperlink w:anchor="_Toc221569678" w:history="1">
             <w:r>
               <w:rPr>
                 <w:rStyle w:val="Hyperlink"/>
@@ -1569,7 +1433,11 @@
               <w:rPr>
                 <w:rFonts w:cstheme="minorBidi"/>
                 <w:noProof/>
-                <w:lang w:val="en-IE" w:eastAsia="en-IE"/>
+                <w:kern w:val="2"/>
+                <w:sz w:val="24"/>
+                <w:szCs w:val="24"/>
+                <w:lang w:val="en-PK" w:eastAsia="en-PK"/>
+                <w14:ligatures w14:val="standardContextual"/>
               </w:rPr>
               <w:tab/>
             </w:r>
@@ -1602,7 +1470,7 @@
                 <w:noProof/>
                 <w:webHidden/>
               </w:rPr>
-              <w:instrText xml:space="preserve"> PAGEREF _Toc74308875 \h </w:instrText>
+              <w:instrText xml:space="preserve"> PAGEREF _Toc221569678 \h </w:instrText>
             </w:r>
             <w:r>
               <w:rPr>
@@ -1622,7 +1490,7 @@
                 <w:noProof/>
                 <w:webHidden/>
               </w:rPr>
-              <w:t>5</w:t>
+              <w:t>4</w:t>
             </w:r>
             <w:r>
               <w:rPr>
@@ -1637,17 +1505,20 @@
           <w:pPr>
             <w:pStyle w:val="TOC2"/>
             <w:tabs>
-              <w:tab w:val="left" w:pos="880"/>
+              <w:tab w:val="left" w:pos="720"/>
               <w:tab w:val="right" w:leader="dot" w:pos="9350"/>
             </w:tabs>
             <w:rPr>
               <w:rFonts w:asciiTheme="minorHAnsi" w:eastAsiaTheme="minorEastAsia" w:hAnsiTheme="minorHAnsi" w:cstheme="minorBidi"/>
               <w:noProof/>
-              <w:sz w:val="22"/>
-              <w:szCs w:val="22"/>
+              <w:kern w:val="2"/>
+              <w:sz w:val="24"/>
+              <w:szCs w:val="24"/>
+              <w:lang w:val="en-PK" w:eastAsia="en-PK"/>
+              <w14:ligatures w14:val="standardContextual"/>
             </w:rPr>
           </w:pPr>
-          <w:hyperlink w:anchor="_Toc74308876" w:history="1">
+          <w:hyperlink w:anchor="_Toc221569679" w:history="1">
             <w:r>
               <w:rPr>
                 <w:rStyle w:val="Hyperlink"/>
@@ -1660,8 +1531,11 @@
               <w:rPr>
                 <w:rFonts w:asciiTheme="minorHAnsi" w:eastAsiaTheme="minorEastAsia" w:hAnsiTheme="minorHAnsi" w:cstheme="minorBidi"/>
                 <w:noProof/>
-                <w:sz w:val="22"/>
-                <w:szCs w:val="22"/>
+                <w:kern w:val="2"/>
+                <w:sz w:val="24"/>
+                <w:szCs w:val="24"/>
+                <w:lang w:val="en-PK" w:eastAsia="en-PK"/>
+                <w14:ligatures w14:val="standardContextual"/>
               </w:rPr>
               <w:tab/>
             </w:r>
@@ -1692,7 +1566,7 @@
                 <w:noProof/>
                 <w:webHidden/>
               </w:rPr>
-              <w:instrText xml:space="preserve"> PAGEREF _Toc74308876 \h </w:instrText>
+              <w:instrText xml:space="preserve"> PAGEREF _Toc221569679 \h </w:instrText>
             </w:r>
             <w:r>
               <w:rPr>
@@ -1712,7 +1586,7 @@
                 <w:noProof/>
                 <w:webHidden/>
               </w:rPr>
-              <w:t>5</w:t>
+              <w:t>4</w:t>
             </w:r>
             <w:r>
               <w:rPr>
@@ -1727,17 +1601,20 @@
           <w:pPr>
             <w:pStyle w:val="TOC2"/>
             <w:tabs>
-              <w:tab w:val="left" w:pos="880"/>
+              <w:tab w:val="left" w:pos="720"/>
               <w:tab w:val="right" w:leader="dot" w:pos="9350"/>
             </w:tabs>
             <w:rPr>
               <w:rFonts w:asciiTheme="minorHAnsi" w:eastAsiaTheme="minorEastAsia" w:hAnsiTheme="minorHAnsi" w:cstheme="minorBidi"/>
               <w:noProof/>
-              <w:sz w:val="22"/>
-              <w:szCs w:val="22"/>
+              <w:kern w:val="2"/>
+              <w:sz w:val="24"/>
+              <w:szCs w:val="24"/>
+              <w:lang w:val="en-PK" w:eastAsia="en-PK"/>
+              <w14:ligatures w14:val="standardContextual"/>
             </w:rPr>
           </w:pPr>
-          <w:hyperlink w:anchor="_Toc74308877" w:history="1">
+          <w:hyperlink w:anchor="_Toc221569680" w:history="1">
             <w:r>
               <w:rPr>
                 <w:rStyle w:val="Hyperlink"/>
@@ -1750,8 +1627,11 @@
               <w:rPr>
                 <w:rFonts w:asciiTheme="minorHAnsi" w:eastAsiaTheme="minorEastAsia" w:hAnsiTheme="minorHAnsi" w:cstheme="minorBidi"/>
                 <w:noProof/>
-                <w:sz w:val="22"/>
-                <w:szCs w:val="22"/>
+                <w:kern w:val="2"/>
+                <w:sz w:val="24"/>
+                <w:szCs w:val="24"/>
+                <w:lang w:val="en-PK" w:eastAsia="en-PK"/>
+                <w14:ligatures w14:val="standardContextual"/>
               </w:rPr>
               <w:tab/>
             </w:r>
@@ -1782,7 +1662,7 @@
                 <w:noProof/>
                 <w:webHidden/>
               </w:rPr>
-              <w:instrText xml:space="preserve"> PAGEREF _Toc74308877 \h </w:instrText>
+              <w:instrText xml:space="preserve"> PAGEREF _Toc221569680 \h </w:instrText>
             </w:r>
             <w:r>
               <w:rPr>
@@ -1802,7 +1682,7 @@
                 <w:noProof/>
                 <w:webHidden/>
               </w:rPr>
-              <w:t>6</w:t>
+              <w:t>5</w:t>
             </w:r>
             <w:r>
               <w:rPr>
@@ -1817,17 +1697,20 @@
           <w:pPr>
             <w:pStyle w:val="TOC3"/>
             <w:tabs>
-              <w:tab w:val="left" w:pos="1320"/>
+              <w:tab w:val="left" w:pos="1200"/>
               <w:tab w:val="right" w:leader="dot" w:pos="9350"/>
             </w:tabs>
             <w:rPr>
               <w:rFonts w:asciiTheme="minorHAnsi" w:eastAsiaTheme="minorEastAsia" w:hAnsiTheme="minorHAnsi" w:cstheme="minorBidi"/>
               <w:noProof/>
-              <w:sz w:val="22"/>
-              <w:szCs w:val="22"/>
+              <w:kern w:val="2"/>
+              <w:sz w:val="24"/>
+              <w:szCs w:val="24"/>
+              <w:lang w:val="en-PK" w:eastAsia="en-PK"/>
+              <w14:ligatures w14:val="standardContextual"/>
             </w:rPr>
           </w:pPr>
-          <w:hyperlink w:anchor="_Toc74308878" w:history="1">
+          <w:hyperlink w:anchor="_Toc221569681" w:history="1">
             <w:r>
               <w:rPr>
                 <w:rStyle w:val="Hyperlink"/>
@@ -1839,8 +1722,11 @@
               <w:rPr>
                 <w:rFonts w:asciiTheme="minorHAnsi" w:eastAsiaTheme="minorEastAsia" w:hAnsiTheme="minorHAnsi" w:cstheme="minorBidi"/>
                 <w:noProof/>
-                <w:sz w:val="22"/>
-                <w:szCs w:val="22"/>
+                <w:kern w:val="2"/>
+                <w:sz w:val="24"/>
+                <w:szCs w:val="24"/>
+                <w:lang w:val="en-PK" w:eastAsia="en-PK"/>
+                <w14:ligatures w14:val="standardContextual"/>
               </w:rPr>
               <w:tab/>
             </w:r>
@@ -1870,7 +1756,7 @@
                 <w:noProof/>
                 <w:webHidden/>
               </w:rPr>
-              <w:instrText xml:space="preserve"> PAGEREF _Toc74308878 \h </w:instrText>
+              <w:instrText xml:space="preserve"> PAGEREF _Toc221569681 \h </w:instrText>
             </w:r>
             <w:r>
               <w:rPr>
@@ -1890,187 +1776,7 @@
                 <w:noProof/>
                 <w:webHidden/>
               </w:rPr>
-              <w:t>7</w:t>
-            </w:r>
-            <w:r>
-              <w:rPr>
-                <w:noProof/>
-                <w:webHidden/>
-              </w:rPr>
-              <w:fldChar w:fldCharType="end"/>
-            </w:r>
-          </w:hyperlink>
-        </w:p>
-        <w:p>
-          <w:pPr>
-            <w:pStyle w:val="TOC2"/>
-            <w:tabs>
-              <w:tab w:val="left" w:pos="880"/>
-              <w:tab w:val="right" w:leader="dot" w:pos="9350"/>
-            </w:tabs>
-            <w:rPr>
-              <w:rFonts w:asciiTheme="minorHAnsi" w:eastAsiaTheme="minorEastAsia" w:hAnsiTheme="minorHAnsi" w:cstheme="minorBidi"/>
-              <w:noProof/>
-              <w:sz w:val="22"/>
-              <w:szCs w:val="22"/>
-            </w:rPr>
-          </w:pPr>
-          <w:hyperlink w:anchor="_Toc74308879" w:history="1">
-            <w:r>
-              <w:rPr>
-                <w:rStyle w:val="Hyperlink"/>
-                <w:rFonts w:ascii="Arial" w:hAnsi="Arial" w:cs="Arial"/>
-                <w:noProof/>
-              </w:rPr>
-              <w:t>2.3</w:t>
-            </w:r>
-            <w:r>
-              <w:rPr>
-                <w:rFonts w:asciiTheme="minorHAnsi" w:eastAsiaTheme="minorEastAsia" w:hAnsiTheme="minorHAnsi" w:cstheme="minorBidi"/>
-                <w:noProof/>
-                <w:sz w:val="22"/>
-                <w:szCs w:val="22"/>
-              </w:rPr>
-              <w:tab/>
-            </w:r>
-            <w:r>
-              <w:rPr>
-                <w:rStyle w:val="Hyperlink"/>
-                <w:rFonts w:ascii="Arial" w:hAnsi="Arial" w:cs="Arial"/>
-                <w:noProof/>
-              </w:rPr>
-              <w:t>EswOAuthService</w:t>
-            </w:r>
-            <w:r>
-              <w:rPr>
-                <w:noProof/>
-                <w:webHidden/>
-              </w:rPr>
-              <w:tab/>
-            </w:r>
-            <w:r>
-              <w:rPr>
-                <w:noProof/>
-                <w:webHidden/>
-              </w:rPr>
-              <w:fldChar w:fldCharType="begin"/>
-            </w:r>
-            <w:r>
-              <w:rPr>
-                <w:noProof/>
-                <w:webHidden/>
-              </w:rPr>
-              <w:instrText xml:space="preserve"> PAGEREF _Toc74308879 \h </w:instrText>
-            </w:r>
-            <w:r>
-              <w:rPr>
-                <w:noProof/>
-                <w:webHidden/>
-              </w:rPr>
-            </w:r>
-            <w:r>
-              <w:rPr>
-                <w:noProof/>
-                <w:webHidden/>
-              </w:rPr>
-              <w:fldChar w:fldCharType="separate"/>
-            </w:r>
-            <w:r>
-              <w:rPr>
-                <w:noProof/>
-                <w:webHidden/>
-              </w:rPr>
-              <w:t>7</w:t>
-            </w:r>
-            <w:r>
-              <w:rPr>
-                <w:noProof/>
-                <w:webHidden/>
-              </w:rPr>
-              <w:fldChar w:fldCharType="end"/>
-            </w:r>
-          </w:hyperlink>
-        </w:p>
-        <w:p>
-          <w:pPr>
-            <w:pStyle w:val="TOC2"/>
-            <w:tabs>
-              <w:tab w:val="left" w:pos="880"/>
-              <w:tab w:val="right" w:leader="dot" w:pos="9350"/>
-            </w:tabs>
-            <w:rPr>
-              <w:rFonts w:asciiTheme="minorHAnsi" w:eastAsiaTheme="minorEastAsia" w:hAnsiTheme="minorHAnsi" w:cstheme="minorBidi"/>
-              <w:noProof/>
-              <w:sz w:val="22"/>
-              <w:szCs w:val="22"/>
-            </w:rPr>
-          </w:pPr>
-          <w:hyperlink w:anchor="_Toc74308880" w:history="1">
-            <w:r>
-              <w:rPr>
-                <w:rStyle w:val="Hyperlink"/>
-                <w:rFonts w:ascii="Arial" w:hAnsi="Arial" w:cs="Arial"/>
-                <w:noProof/>
-              </w:rPr>
-              <w:t>2.4</w:t>
-            </w:r>
-            <w:r>
-              <w:rPr>
-                <w:rFonts w:asciiTheme="minorHAnsi" w:eastAsiaTheme="minorEastAsia" w:hAnsiTheme="minorHAnsi" w:cstheme="minorBidi"/>
-                <w:noProof/>
-                <w:sz w:val="22"/>
-                <w:szCs w:val="22"/>
-              </w:rPr>
-              <w:tab/>
-            </w:r>
-            <w:r>
-              <w:rPr>
-                <w:rStyle w:val="Hyperlink"/>
-                <w:rFonts w:ascii="Arial" w:hAnsi="Arial" w:cs="Arial"/>
-                <w:noProof/>
-              </w:rPr>
-              <w:t>EswOrderAPIV2Service</w:t>
-            </w:r>
-            <w:r>
-              <w:rPr>
-                <w:noProof/>
-                <w:webHidden/>
-              </w:rPr>
-              <w:tab/>
-            </w:r>
-            <w:r>
-              <w:rPr>
-                <w:noProof/>
-                <w:webHidden/>
-              </w:rPr>
-              <w:fldChar w:fldCharType="begin"/>
-            </w:r>
-            <w:r>
-              <w:rPr>
-                <w:noProof/>
-                <w:webHidden/>
-              </w:rPr>
-              <w:instrText xml:space="preserve"> PAGEREF _Toc74308880 \h </w:instrText>
-            </w:r>
-            <w:r>
-              <w:rPr>
-                <w:noProof/>
-                <w:webHidden/>
-              </w:rPr>
-            </w:r>
-            <w:r>
-              <w:rPr>
-                <w:noProof/>
-                <w:webHidden/>
-              </w:rPr>
-              <w:fldChar w:fldCharType="separate"/>
-            </w:r>
-            <w:r>
-              <w:rPr>
-                <w:noProof/>
-                <w:webHidden/>
-              </w:rPr>
-              <w:t>7</w:t>
+              <w:t>5</w:t>
             </w:r>
             <w:r>
               <w:rPr>
@@ -2368,7 +2074,7 @@
         </w:rPr>
       </w:pPr>
       <w:bookmarkStart w:id="0" w:name="_Toc72250859"/>
-      <w:bookmarkStart w:id="1" w:name="_Toc74308869"/>
+      <w:bookmarkStart w:id="1" w:name="_Toc221569674"/>
       <w:r>
         <w:rPr>
           <w:rFonts w:ascii="Arial" w:hAnsi="Arial" w:cs="Arial"/>
@@ -2377,7 +2083,6 @@
           <w:sz w:val="28"/>
           <w:szCs w:val="28"/>
         </w:rPr>
-        <w:lastRenderedPageBreak/>
         <w:t>Order Cancellation</w:t>
       </w:r>
       <w:r>
@@ -2460,6 +2165,7 @@
           <w:sz w:val="20"/>
           <w:szCs w:val="20"/>
         </w:rPr>
+        <w:lastRenderedPageBreak/>
         <w:t>The ESW-SFCC cartridge allows retailers to synchronize</w:t>
       </w:r>
       <w:r>
@@ -2501,7 +2207,7 @@
           <w:szCs w:val="28"/>
         </w:rPr>
       </w:pPr>
-      <w:bookmarkStart w:id="2" w:name="_Toc74308872"/>
+      <w:bookmarkStart w:id="2" w:name="_Toc221569675"/>
       <w:r>
         <w:rPr>
           <w:rFonts w:ascii="Arial" w:hAnsi="Arial" w:cs="Arial"/>
@@ -2604,7 +2310,7 @@
           <w:noProof/>
         </w:rPr>
         <w:drawing>
-          <wp:inline distT="0" distB="0" distL="0" distR="0" wp14:anchorId="513C56A6" wp14:editId="011056B8">
+          <wp:inline distT="0" distB="0" distL="0" distR="0" wp14:anchorId="513C56A6" wp14:editId="1446EAC6">
             <wp:extent cx="5943600" cy="3147060"/>
             <wp:effectExtent l="0" t="0" r="0" b="0"/>
             <wp:docPr id="18" name="Picture 18"/>
@@ -2662,7 +2368,7 @@
           <w:sz w:val="28"/>
         </w:rPr>
       </w:pPr>
-      <w:bookmarkStart w:id="3" w:name="_Toc74308873"/>
+      <w:bookmarkStart w:id="3" w:name="_Toc221569676"/>
       <w:r>
         <w:rPr>
           <w:rFonts w:ascii="Arial" w:hAnsi="Arial" w:cs="Arial"/>
@@ -2823,13 +2529,12 @@
           <w:sz w:val="28"/>
         </w:rPr>
       </w:pPr>
-      <w:bookmarkStart w:id="4" w:name="_Toc74308874"/>
+      <w:bookmarkStart w:id="4" w:name="_Toc221569677"/>
       <w:r>
         <w:rPr>
           <w:rFonts w:ascii="Arial" w:hAnsi="Arial" w:cs="Arial"/>
           <w:sz w:val="28"/>
         </w:rPr>
-        <w:lastRenderedPageBreak/>
         <w:t xml:space="preserve">Workflow to </w:t>
       </w:r>
       <w:r>
@@ -2890,6 +2595,7 @@
           <w:sz w:val="20"/>
           <w:szCs w:val="20"/>
         </w:rPr>
+        <w:lastRenderedPageBreak/>
         <w:t>On successful order cancellation in ESW CSP, webhook will trigger the retailers provided subscribed SFCC endpoint (EShopWorld-</w:t>
       </w:r>
       <w:r>
@@ -3118,7 +2824,7 @@
         </w:rPr>
       </w:pPr>
       <w:bookmarkStart w:id="5" w:name="_Toc72738348"/>
-      <w:bookmarkStart w:id="6" w:name="_Toc74308875"/>
+      <w:bookmarkStart w:id="6" w:name="_Toc221569678"/>
       <w:r>
         <w:rPr>
           <w:rFonts w:ascii="Arial" w:hAnsi="Arial" w:cs="Arial"/>
@@ -3152,8 +2858,8 @@
           <w:szCs w:val="28"/>
         </w:rPr>
       </w:pPr>
-      <w:bookmarkStart w:id="7" w:name="_Toc74308876"/>
-      <w:bookmarkStart w:id="8" w:name="ESW_Package_Integration_Configuration"/>
+      <w:bookmarkStart w:id="7" w:name="ESW_Package_Integration_Configuration"/>
+      <w:bookmarkStart w:id="8" w:name="_Toc221569679"/>
       <w:r>
         <w:rPr>
           <w:rFonts w:ascii="Arial" w:hAnsi="Arial" w:cs="Arial"/>
@@ -3162,9 +2868,9 @@
         </w:rPr>
         <w:t>Import Metadata</w:t>
       </w:r>
-      <w:bookmarkEnd w:id="7"/>
-    </w:p>
-    <w:bookmarkEnd w:id="8"/>
+      <w:bookmarkEnd w:id="8"/>
+    </w:p>
+    <w:bookmarkEnd w:id="7"/>
     <w:p>
       <w:pPr>
         <w:pStyle w:val="p"/>
@@ -3448,7 +3154,6 @@
           <w:sz w:val="20"/>
           <w:szCs w:val="20"/>
         </w:rPr>
-        <w:lastRenderedPageBreak/>
         <w:t xml:space="preserve">ESW </w:t>
       </w:r>
       <w:r>
@@ -3501,6 +3206,7 @@
           <w:sz w:val="20"/>
           <w:szCs w:val="20"/>
         </w:rPr>
+        <w:lastRenderedPageBreak/>
         <w:t xml:space="preserve">ESW </w:t>
       </w:r>
       <w:r>
@@ -3727,9 +3433,9 @@
           <w:szCs w:val="28"/>
         </w:rPr>
       </w:pPr>
-      <w:bookmarkStart w:id="9" w:name="_Toc74308877"/>
-      <w:bookmarkStart w:id="10" w:name="eswRetailerPackageFeed_job"/>
-      <w:bookmarkStart w:id="11" w:name="eswRetailerOrderStatus_job"/>
+      <w:bookmarkStart w:id="9" w:name="eswRetailerPackageFeed_job"/>
+      <w:bookmarkStart w:id="10" w:name="eswRetailerOrderStatus_job"/>
+      <w:bookmarkStart w:id="11" w:name="_Toc221569680"/>
       <w:r>
         <w:rPr>
           <w:rFonts w:ascii="Arial" w:hAnsi="Arial" w:cs="Arial"/>
@@ -3770,10 +3476,10 @@
         </w:rPr>
         <w:t>ob</w:t>
       </w:r>
-      <w:bookmarkEnd w:id="9"/>
-    </w:p>
+      <w:bookmarkEnd w:id="11"/>
+    </w:p>
+    <w:bookmarkEnd w:id="9"/>
     <w:bookmarkEnd w:id="10"/>
-    <w:bookmarkEnd w:id="11"/>
     <w:p>
       <w:pPr>
         <w:pStyle w:val="p"/>
@@ -4115,12 +3821,11 @@
           <w:sz w:val="28"/>
         </w:rPr>
       </w:pPr>
-      <w:bookmarkStart w:id="12" w:name="_Toc74308878"/>
+      <w:bookmarkStart w:id="12" w:name="_Toc221569681"/>
       <w:r>
         <w:rPr>
           <w:sz w:val="28"/>
         </w:rPr>
-        <w:lastRenderedPageBreak/>
         <w:t>Job Frequency</w:t>
       </w:r>
       <w:bookmarkEnd w:id="12"/>
@@ -4165,468 +3870,6 @@
           <w:szCs w:val="20"/>
         </w:rPr>
         <w:t xml:space="preserve"> </w:t>
-      </w:r>
-    </w:p>
-    <w:p>
-      <w:pPr>
-        <w:pStyle w:val="11U"/>
-        <w:jc w:val="both"/>
-        <w:rPr>
-          <w:rFonts w:ascii="Arial" w:hAnsi="Arial" w:cs="Arial"/>
-          <w:sz w:val="28"/>
-          <w:szCs w:val="28"/>
-        </w:rPr>
-      </w:pPr>
-      <w:bookmarkStart w:id="13" w:name="_Toc74308879"/>
-      <w:bookmarkStart w:id="14" w:name="EswOAuthService"/>
-      <w:r>
-        <w:rPr>
-          <w:rFonts w:ascii="Arial" w:hAnsi="Arial" w:cs="Arial"/>
-          <w:sz w:val="28"/>
-          <w:szCs w:val="28"/>
-        </w:rPr>
-        <w:t>EswOAuthService</w:t>
-      </w:r>
-      <w:bookmarkEnd w:id="13"/>
-    </w:p>
-    <w:bookmarkEnd w:id="14"/>
-    <w:p>
-      <w:pPr>
-        <w:spacing w:before="160" w:after="160" w:line="340" w:lineRule="atLeast"/>
-        <w:jc w:val="both"/>
-        <w:rPr>
-          <w:rFonts w:ascii="Arial" w:hAnsi="Arial" w:cs="Arial"/>
-          <w:color w:val="323232"/>
-        </w:rPr>
-      </w:pPr>
-      <w:r>
-        <w:rPr>
-          <w:rFonts w:ascii="Arial" w:hAnsi="Arial" w:cs="Arial"/>
-          <w:color w:val="323232"/>
-        </w:rPr>
-        <w:t>This service is used to get the authentication token from ESW. This token is used by other ESW services and APIs, such as Price Feed, Checkout, and Package.</w:t>
-      </w:r>
-    </w:p>
-    <w:p>
-      <w:pPr>
-        <w:pStyle w:val="p"/>
-        <w:jc w:val="both"/>
-        <w:rPr>
-          <w:sz w:val="20"/>
-          <w:szCs w:val="20"/>
-        </w:rPr>
-      </w:pPr>
-      <w:r>
-        <w:rPr>
-          <w:sz w:val="20"/>
-          <w:szCs w:val="20"/>
-        </w:rPr>
-        <w:t xml:space="preserve">Services can Import service from </w:t>
-      </w:r>
-      <w:r>
-        <w:rPr>
-          <w:b/>
-          <w:bCs/>
-          <w:sz w:val="20"/>
-          <w:szCs w:val="20"/>
-        </w:rPr>
-        <w:t>link_eshopworld\sitesdata\</w:t>
-      </w:r>
-      <w:r>
-        <w:rPr>
-          <w:b/>
-          <w:bCs/>
-          <w:sz w:val="20"/>
-          <w:szCs w:val="20"/>
-        </w:rPr>
-        <w:t>services</w:t>
-      </w:r>
-      <w:r>
-        <w:rPr>
-          <w:b/>
-          <w:bCs/>
-          <w:sz w:val="20"/>
-          <w:szCs w:val="20"/>
-        </w:rPr>
-        <w:t>.xml</w:t>
-      </w:r>
-    </w:p>
-    <w:p>
-      <w:pPr>
-        <w:jc w:val="center"/>
-        <w:rPr>
-          <w:rFonts w:ascii="Arial" w:eastAsia="Times New Roman" w:hAnsi="Arial" w:cs="Arial"/>
-        </w:rPr>
-      </w:pPr>
-      <w:r>
-        <w:rPr>
-          <w:noProof/>
-        </w:rPr>
-        <w:drawing>
-          <wp:inline distT="0" distB="0" distL="0" distR="0" wp14:anchorId="0609C3AF" wp14:editId="102390F7">
-            <wp:extent cx="5943600" cy="1442085"/>
-            <wp:effectExtent l="0" t="0" r="0" b="5715"/>
-            <wp:docPr id="14" name="Picture 14"/>
-            <wp:cNvGraphicFramePr>
-              <a:graphicFrameLocks xmlns:a="http://schemas.openxmlformats.org/drawingml/2006/main" noChangeAspect="1"/>
-            </wp:cNvGraphicFramePr>
-            <a:graphic xmlns:a="http://schemas.openxmlformats.org/drawingml/2006/main">
-              <a:graphicData uri="http://schemas.openxmlformats.org/drawingml/2006/picture">
-                <pic:pic xmlns:pic="http://schemas.openxmlformats.org/drawingml/2006/picture">
-                  <pic:nvPicPr>
-                    <pic:cNvPr id="1" name=""/>
-                    <pic:cNvPicPr/>
-                  </pic:nvPicPr>
-                  <pic:blipFill>
-                    <a:blip r:embed="rId17"/>
-                    <a:stretch>
-                      <a:fillRect/>
-                    </a:stretch>
-                  </pic:blipFill>
-                  <pic:spPr>
-                    <a:xfrm>
-                      <a:off x="0" y="0"/>
-                      <a:ext cx="5943600" cy="1442085"/>
-                    </a:xfrm>
-                    <a:prstGeom prst="rect">
-                      <a:avLst/>
-                    </a:prstGeom>
-                  </pic:spPr>
-                </pic:pic>
-              </a:graphicData>
-            </a:graphic>
-          </wp:inline>
-        </w:drawing>
-      </w:r>
-    </w:p>
-    <w:p>
-      <w:pPr>
-        <w:spacing w:before="100" w:beforeAutospacing="1" w:after="100" w:afterAutospacing="1"/>
-        <w:jc w:val="center"/>
-        <w:rPr>
-          <w:rFonts w:ascii="Arial" w:eastAsiaTheme="minorEastAsia" w:hAnsi="Arial" w:cs="Arial"/>
-        </w:rPr>
-      </w:pPr>
-      <w:r>
-        <w:rPr>
-          <w:rFonts w:ascii="Arial" w:eastAsia="Times New Roman" w:hAnsi="Arial" w:cs="Arial"/>
-          <w:i/>
-          <w:iCs/>
-        </w:rPr>
-        <w:t>ESW OAuth Credentials</w:t>
-      </w:r>
-    </w:p>
-    <w:p>
-      <w:pPr>
-        <w:pStyle w:val="11U"/>
-        <w:jc w:val="both"/>
-        <w:rPr>
-          <w:rFonts w:ascii="Arial" w:hAnsi="Arial" w:cs="Arial"/>
-          <w:sz w:val="28"/>
-          <w:szCs w:val="28"/>
-        </w:rPr>
-      </w:pPr>
-      <w:bookmarkStart w:id="15" w:name="_Toc74308880"/>
-      <w:bookmarkStart w:id="16" w:name="EswOrderAPIV2Service"/>
-      <w:r>
-        <w:rPr>
-          <w:rFonts w:ascii="Arial" w:hAnsi="Arial" w:cs="Arial"/>
-          <w:sz w:val="28"/>
-          <w:szCs w:val="28"/>
-        </w:rPr>
-        <w:t>Esw</w:t>
-      </w:r>
-      <w:r>
-        <w:rPr>
-          <w:rFonts w:ascii="Arial" w:hAnsi="Arial" w:cs="Arial"/>
-          <w:sz w:val="28"/>
-          <w:szCs w:val="28"/>
-        </w:rPr>
-        <w:t>OrderAPI</w:t>
-      </w:r>
-      <w:r>
-        <w:rPr>
-          <w:rFonts w:ascii="Arial" w:hAnsi="Arial" w:cs="Arial"/>
-          <w:sz w:val="28"/>
-          <w:szCs w:val="28"/>
-        </w:rPr>
-        <w:t>V</w:t>
-      </w:r>
-      <w:r>
-        <w:rPr>
-          <w:rFonts w:ascii="Arial" w:hAnsi="Arial" w:cs="Arial"/>
-          <w:sz w:val="28"/>
-          <w:szCs w:val="28"/>
-        </w:rPr>
-        <w:t>2</w:t>
-      </w:r>
-      <w:r>
-        <w:rPr>
-          <w:rFonts w:ascii="Arial" w:hAnsi="Arial" w:cs="Arial"/>
-          <w:sz w:val="28"/>
-          <w:szCs w:val="28"/>
-        </w:rPr>
-        <w:t>Service</w:t>
-      </w:r>
-      <w:bookmarkEnd w:id="15"/>
-    </w:p>
-    <w:bookmarkEnd w:id="16"/>
-    <w:p>
-      <w:pPr>
-        <w:pStyle w:val="p"/>
-        <w:jc w:val="both"/>
-        <w:rPr>
-          <w:b/>
-          <w:bCs/>
-          <w:sz w:val="20"/>
-          <w:szCs w:val="20"/>
-        </w:rPr>
-      </w:pPr>
-      <w:r>
-        <w:rPr>
-          <w:sz w:val="20"/>
-          <w:szCs w:val="20"/>
-        </w:rPr>
-        <w:t xml:space="preserve">This service is used to make a call to the ESW </w:t>
-      </w:r>
-      <w:r>
-        <w:rPr>
-          <w:sz w:val="20"/>
-          <w:szCs w:val="20"/>
-        </w:rPr>
-        <w:t>Order</w:t>
-      </w:r>
-      <w:r>
-        <w:rPr>
-          <w:sz w:val="20"/>
-          <w:szCs w:val="20"/>
-        </w:rPr>
-        <w:t xml:space="preserve"> API v</w:t>
-      </w:r>
-      <w:r>
-        <w:rPr>
-          <w:sz w:val="20"/>
-          <w:szCs w:val="20"/>
-        </w:rPr>
-        <w:t>2</w:t>
-      </w:r>
-      <w:r>
-        <w:rPr>
-          <w:sz w:val="20"/>
-          <w:szCs w:val="20"/>
-        </w:rPr>
-        <w:t xml:space="preserve">.0 and </w:t>
-      </w:r>
-      <w:r>
-        <w:rPr>
-          <w:sz w:val="20"/>
-          <w:szCs w:val="20"/>
-        </w:rPr>
-        <w:t>cancel order in ESW CSP</w:t>
-      </w:r>
-      <w:r>
-        <w:rPr>
-          <w:sz w:val="20"/>
-          <w:szCs w:val="20"/>
-        </w:rPr>
-        <w:t>.</w:t>
-      </w:r>
-      <w:r>
-        <w:rPr>
-          <w:sz w:val="20"/>
-          <w:szCs w:val="20"/>
-        </w:rPr>
-        <w:t xml:space="preserve"> Import service from </w:t>
-      </w:r>
-      <w:r>
-        <w:rPr>
-          <w:b/>
-          <w:bCs/>
-          <w:sz w:val="20"/>
-          <w:szCs w:val="20"/>
-        </w:rPr>
-        <w:t>link_eshopworld\sitesdata\</w:t>
-      </w:r>
-      <w:r>
-        <w:rPr>
-          <w:b/>
-          <w:bCs/>
-          <w:sz w:val="20"/>
-          <w:szCs w:val="20"/>
-        </w:rPr>
-        <w:t>services</w:t>
-      </w:r>
-      <w:r>
-        <w:rPr>
-          <w:b/>
-          <w:bCs/>
-          <w:sz w:val="20"/>
-          <w:szCs w:val="20"/>
-        </w:rPr>
-        <w:t>.xml</w:t>
-      </w:r>
-    </w:p>
-    <w:p>
-      <w:pPr>
-        <w:pStyle w:val="p"/>
-        <w:jc w:val="both"/>
-        <w:rPr>
-          <w:sz w:val="20"/>
-          <w:szCs w:val="20"/>
-        </w:rPr>
-      </w:pPr>
-      <w:r>
-        <w:rPr>
-          <w:sz w:val="20"/>
-          <w:szCs w:val="20"/>
-        </w:rPr>
-        <w:t xml:space="preserve">While </w:t>
-      </w:r>
-      <w:r>
-        <w:rPr>
-          <w:sz w:val="20"/>
-          <w:szCs w:val="20"/>
-        </w:rPr>
-        <w:t>adding service URL please replace client/brand ID and Order number like below:</w:t>
-      </w:r>
-    </w:p>
-    <w:p>
-      <w:pPr>
-        <w:pStyle w:val="p"/>
-        <w:jc w:val="both"/>
-        <w:rPr>
-          <w:sz w:val="16"/>
-          <w:szCs w:val="16"/>
-        </w:rPr>
-      </w:pPr>
-      <w:r>
-        <w:rPr>
-          <w:sz w:val="16"/>
-          <w:szCs w:val="16"/>
-        </w:rPr>
-        <w:t>https://order-transaction-api-</w:t>
-      </w:r>
-      <w:r>
-        <w:rPr>
-          <w:b/>
-          <w:bCs/>
-          <w:sz w:val="16"/>
-          <w:szCs w:val="16"/>
-        </w:rPr>
-        <w:t>{brandID}</w:t>
-      </w:r>
-      <w:r>
-        <w:rPr>
-          <w:sz w:val="16"/>
-          <w:szCs w:val="16"/>
-        </w:rPr>
-        <w:t>.</w:t>
-      </w:r>
-      <w:r>
-        <w:rPr>
-          <w:sz w:val="16"/>
-          <w:szCs w:val="16"/>
-        </w:rPr>
-        <w:t>sandbox.eshopworld.com/api/v2/Order/</w:t>
-      </w:r>
-      <w:r>
-        <w:rPr>
-          <w:b/>
-          <w:bCs/>
-          <w:sz w:val="16"/>
-          <w:szCs w:val="16"/>
-        </w:rPr>
-        <w:t>{brandOrderReference}</w:t>
-      </w:r>
-      <w:r>
-        <w:rPr>
-          <w:sz w:val="16"/>
-          <w:szCs w:val="16"/>
-        </w:rPr>
-        <w:t>/OrderActivity</w:t>
-      </w:r>
-    </w:p>
-    <w:p>
-      <w:pPr>
-        <w:jc w:val="center"/>
-        <w:rPr>
-          <w:rFonts w:ascii="Arial" w:eastAsia="Times New Roman" w:hAnsi="Arial" w:cs="Arial"/>
-        </w:rPr>
-      </w:pPr>
-      <w:r>
-        <w:rPr>
-          <w:noProof/>
-        </w:rPr>
-        <w:drawing>
-          <wp:inline distT="0" distB="0" distL="0" distR="0" wp14:anchorId="32405461" wp14:editId="2A87DD5F">
-            <wp:extent cx="5943600" cy="1630045"/>
-            <wp:effectExtent l="0" t="0" r="0" b="8255"/>
-            <wp:docPr id="15" name="Picture 15"/>
-            <wp:cNvGraphicFramePr>
-              <a:graphicFrameLocks xmlns:a="http://schemas.openxmlformats.org/drawingml/2006/main" noChangeAspect="1"/>
-            </wp:cNvGraphicFramePr>
-            <a:graphic xmlns:a="http://schemas.openxmlformats.org/drawingml/2006/main">
-              <a:graphicData uri="http://schemas.openxmlformats.org/drawingml/2006/picture">
-                <pic:pic xmlns:pic="http://schemas.openxmlformats.org/drawingml/2006/picture">
-                  <pic:nvPicPr>
-                    <pic:cNvPr id="1" name=""/>
-                    <pic:cNvPicPr/>
-                  </pic:nvPicPr>
-                  <pic:blipFill>
-                    <a:blip r:embed="rId18"/>
-                    <a:stretch>
-                      <a:fillRect/>
-                    </a:stretch>
-                  </pic:blipFill>
-                  <pic:spPr>
-                    <a:xfrm>
-                      <a:off x="0" y="0"/>
-                      <a:ext cx="5943600" cy="1630045"/>
-                    </a:xfrm>
-                    <a:prstGeom prst="rect">
-                      <a:avLst/>
-                    </a:prstGeom>
-                  </pic:spPr>
-                </pic:pic>
-              </a:graphicData>
-            </a:graphic>
-          </wp:inline>
-        </w:drawing>
-      </w:r>
-      <w:r>
-        <w:rPr>
-          <w:rStyle w:val="Emphasis"/>
-          <w:rFonts w:cs="Arial"/>
-        </w:rPr>
-        <w:t>Esw</w:t>
-      </w:r>
-      <w:r>
-        <w:rPr>
-          <w:rStyle w:val="Emphasis"/>
-          <w:rFonts w:cs="Arial"/>
-        </w:rPr>
-        <w:t>OrderAPI</w:t>
-      </w:r>
-      <w:r>
-        <w:rPr>
-          <w:rStyle w:val="Emphasis"/>
-          <w:rFonts w:cs="Arial"/>
-        </w:rPr>
-        <w:t>V</w:t>
-      </w:r>
-      <w:r>
-        <w:rPr>
-          <w:rStyle w:val="Emphasis"/>
-          <w:rFonts w:cs="Arial"/>
-        </w:rPr>
-        <w:t>2</w:t>
-      </w:r>
-      <w:r>
-        <w:rPr>
-          <w:rStyle w:val="Emphasis"/>
-          <w:rFonts w:cs="Arial"/>
-        </w:rPr>
-        <w:t>Service</w:t>
       </w:r>
     </w:p>
     <w:sectPr>
@@ -5892,6 +5135,7 @@
   <w:style w:type="character" w:default="1" w:styleId="DefaultParagraphFont">
     <w:name w:val="Default Paragraph Font"/>
     <w:uiPriority w:val="1"/>
+    <w:semiHidden/>
     <w:unhideWhenUsed/>
   </w:style>
   <w:style w:type="table" w:default="1" w:styleId="TableNormal">

--- a/link_eshopworld/Documentation/eShopWorld_Order_Cancellation_Integration.docx
+++ b/link_eshopworld/Documentation/eShopWorld_Order_Cancellation_Integration.docx
@@ -84,21 +84,14 @@
                                     <w:sz w:val="20"/>
                                     <w:szCs w:val="20"/>
                                   </w:rPr>
-                                  <w:t>: 4.</w:t>
+                                  <w:t xml:space="preserve">: </w:t>
                                 </w:r>
                                 <w:r>
                                   <w:rPr>
                                     <w:sz w:val="20"/>
                                     <w:szCs w:val="20"/>
                                   </w:rPr>
-                                  <w:t>7</w:t>
-                                </w:r>
-                                <w:r>
-                                  <w:rPr>
-                                    <w:sz w:val="20"/>
-                                    <w:szCs w:val="20"/>
-                                  </w:rPr>
-                                  <w:t>.1</w:t>
+                                  <w:t>5.0.0</w:t>
                                 </w:r>
                               </w:p>
                               <w:p>
@@ -130,14 +123,21 @@
                                     <w:sz w:val="20"/>
                                     <w:szCs w:val="20"/>
                                   </w:rPr>
-                                  <w:t>July</w:t>
+                                  <w:t xml:space="preserve">February </w:t>
                                 </w:r>
                                 <w:r>
                                   <w:rPr>
                                     <w:sz w:val="20"/>
                                     <w:szCs w:val="20"/>
                                   </w:rPr>
-                                  <w:t xml:space="preserve"> 2025</w:t>
+                                  <w:t>202</w:t>
+                                </w:r>
+                                <w:r>
+                                  <w:rPr>
+                                    <w:sz w:val="20"/>
+                                    <w:szCs w:val="20"/>
+                                  </w:rPr>
+                                  <w:t>6</w:t>
                                 </w:r>
                               </w:p>
                               <w:p>
@@ -159,7 +159,7 @@
                                   <w:rPr>
                                     <w:rStyle w:val="span"/>
                                   </w:rPr>
-                                  <w:t>5</w:t>
+                                  <w:t>6</w:t>
                                 </w:r>
                                 <w:r>
                                   <w:rPr>
@@ -226,21 +226,14 @@
                               <w:sz w:val="20"/>
                               <w:szCs w:val="20"/>
                             </w:rPr>
-                            <w:t>: 4.</w:t>
+                            <w:t xml:space="preserve">: </w:t>
                           </w:r>
                           <w:r>
                             <w:rPr>
                               <w:sz w:val="20"/>
                               <w:szCs w:val="20"/>
                             </w:rPr>
-                            <w:t>7</w:t>
-                          </w:r>
-                          <w:r>
-                            <w:rPr>
-                              <w:sz w:val="20"/>
-                              <w:szCs w:val="20"/>
-                            </w:rPr>
-                            <w:t>.1</w:t>
+                            <w:t>5.0.0</w:t>
                           </w:r>
                         </w:p>
                         <w:p>
@@ -272,14 +265,21 @@
                               <w:sz w:val="20"/>
                               <w:szCs w:val="20"/>
                             </w:rPr>
-                            <w:t>July</w:t>
+                            <w:t xml:space="preserve">February </w:t>
                           </w:r>
                           <w:r>
                             <w:rPr>
                               <w:sz w:val="20"/>
                               <w:szCs w:val="20"/>
                             </w:rPr>
-                            <w:t xml:space="preserve"> 2025</w:t>
+                            <w:t>202</w:t>
+                          </w:r>
+                          <w:r>
+                            <w:rPr>
+                              <w:sz w:val="20"/>
+                              <w:szCs w:val="20"/>
+                            </w:rPr>
+                            <w:t>6</w:t>
                           </w:r>
                         </w:p>
                         <w:p>
@@ -301,7 +301,7 @@
                             <w:rPr>
                               <w:rStyle w:val="span"/>
                             </w:rPr>
-                            <w:t>5</w:t>
+                            <w:t>6</w:t>
                           </w:r>
                           <w:r>
                             <w:rPr>
@@ -999,7 +999,11 @@
             <w:rPr>
               <w:rFonts w:cstheme="minorBidi"/>
               <w:noProof/>
-              <w:lang w:val="en-IE" w:eastAsia="en-IE"/>
+              <w:kern w:val="2"/>
+              <w:sz w:val="24"/>
+              <w:szCs w:val="24"/>
+              <w:lang w:val="en-PK" w:eastAsia="en-PK"/>
+              <w14:ligatures w14:val="standardContextual"/>
             </w:rPr>
           </w:pPr>
           <w:r>
@@ -1026,7 +1030,7 @@
             </w:rPr>
             <w:fldChar w:fldCharType="separate"/>
           </w:r>
-          <w:hyperlink w:anchor="_Toc74308869" w:history="1">
+          <w:hyperlink w:anchor="_Toc221569674" w:history="1">
             <w:r>
               <w:rPr>
                 <w:rStyle w:val="Hyperlink"/>
@@ -1041,7 +1045,11 @@
               <w:rPr>
                 <w:rFonts w:cstheme="minorBidi"/>
                 <w:noProof/>
-                <w:lang w:val="en-IE" w:eastAsia="en-IE"/>
+                <w:kern w:val="2"/>
+                <w:sz w:val="24"/>
+                <w:szCs w:val="24"/>
+                <w:lang w:val="en-PK" w:eastAsia="en-PK"/>
+                <w14:ligatures w14:val="standardContextual"/>
               </w:rPr>
               <w:tab/>
             </w:r>
@@ -1074,7 +1082,7 @@
                 <w:noProof/>
                 <w:webHidden/>
               </w:rPr>
-              <w:instrText xml:space="preserve"> PAGEREF _Toc74308869 \h </w:instrText>
+              <w:instrText xml:space="preserve"> PAGEREF _Toc221569674 \h </w:instrText>
             </w:r>
             <w:r>
               <w:rPr>
@@ -1094,7 +1102,7 @@
                 <w:noProof/>
                 <w:webHidden/>
               </w:rPr>
-              <w:t>3</w:t>
+              <w:t>2</w:t>
             </w:r>
             <w:r>
               <w:rPr>
@@ -1109,17 +1117,20 @@
           <w:pPr>
             <w:pStyle w:val="TOC2"/>
             <w:tabs>
-              <w:tab w:val="left" w:pos="880"/>
+              <w:tab w:val="left" w:pos="720"/>
               <w:tab w:val="right" w:leader="dot" w:pos="9350"/>
             </w:tabs>
             <w:rPr>
               <w:rFonts w:asciiTheme="minorHAnsi" w:eastAsiaTheme="minorEastAsia" w:hAnsiTheme="minorHAnsi" w:cstheme="minorBidi"/>
               <w:noProof/>
-              <w:sz w:val="22"/>
-              <w:szCs w:val="22"/>
+              <w:kern w:val="2"/>
+              <w:sz w:val="24"/>
+              <w:szCs w:val="24"/>
+              <w:lang w:val="en-PK" w:eastAsia="en-PK"/>
+              <w14:ligatures w14:val="standardContextual"/>
             </w:rPr>
           </w:pPr>
-          <w:hyperlink w:anchor="_Toc74308870" w:history="1">
+          <w:hyperlink w:anchor="_Toc221569675" w:history="1">
             <w:r>
               <w:rPr>
                 <w:rStyle w:val="Hyperlink"/>
@@ -1132,8 +1143,11 @@
               <w:rPr>
                 <w:rFonts w:asciiTheme="minorHAnsi" w:eastAsiaTheme="minorEastAsia" w:hAnsiTheme="minorHAnsi" w:cstheme="minorBidi"/>
                 <w:noProof/>
-                <w:sz w:val="22"/>
-                <w:szCs w:val="22"/>
+                <w:kern w:val="2"/>
+                <w:sz w:val="24"/>
+                <w:szCs w:val="24"/>
+                <w:lang w:val="en-PK" w:eastAsia="en-PK"/>
+                <w14:ligatures w14:val="standardContextual"/>
               </w:rPr>
               <w:tab/>
             </w:r>
@@ -1143,7 +1157,7 @@
                 <w:rFonts w:ascii="Arial" w:hAnsi="Arial" w:cs="Arial"/>
                 <w:noProof/>
               </w:rPr>
-              <w:t>Retailers OMS Order Cancellation (SFCC =&gt; ESW)</w:t>
+              <w:t>eShopWorld Order Cancellation (ESW =&gt; SFCC)</w:t>
             </w:r>
             <w:r>
               <w:rPr>
@@ -1164,7 +1178,7 @@
                 <w:noProof/>
                 <w:webHidden/>
               </w:rPr>
-              <w:instrText xml:space="preserve"> PAGEREF _Toc74308870 \h </w:instrText>
+              <w:instrText xml:space="preserve"> PAGEREF _Toc221569675 \h </w:instrText>
             </w:r>
             <w:r>
               <w:rPr>
@@ -1199,17 +1213,20 @@
           <w:pPr>
             <w:pStyle w:val="TOC3"/>
             <w:tabs>
-              <w:tab w:val="left" w:pos="1100"/>
+              <w:tab w:val="left" w:pos="1200"/>
               <w:tab w:val="right" w:leader="dot" w:pos="9350"/>
             </w:tabs>
             <w:rPr>
               <w:rFonts w:asciiTheme="minorHAnsi" w:eastAsiaTheme="minorEastAsia" w:hAnsiTheme="minorHAnsi" w:cstheme="minorBidi"/>
               <w:noProof/>
-              <w:sz w:val="22"/>
-              <w:szCs w:val="22"/>
+              <w:kern w:val="2"/>
+              <w:sz w:val="24"/>
+              <w:szCs w:val="24"/>
+              <w:lang w:val="en-PK" w:eastAsia="en-PK"/>
+              <w14:ligatures w14:val="standardContextual"/>
             </w:rPr>
           </w:pPr>
-          <w:hyperlink w:anchor="_Toc74308871" w:history="1">
+          <w:hyperlink w:anchor="_Toc221569676" w:history="1">
             <w:r>
               <w:rPr>
                 <w:rStyle w:val="Hyperlink"/>
@@ -1222,8 +1239,11 @@
               <w:rPr>
                 <w:rFonts w:asciiTheme="minorHAnsi" w:eastAsiaTheme="minorEastAsia" w:hAnsiTheme="minorHAnsi" w:cstheme="minorBidi"/>
                 <w:noProof/>
-                <w:sz w:val="22"/>
-                <w:szCs w:val="22"/>
+                <w:kern w:val="2"/>
+                <w:sz w:val="24"/>
+                <w:szCs w:val="24"/>
+                <w:lang w:val="en-PK" w:eastAsia="en-PK"/>
+                <w14:ligatures w14:val="standardContextual"/>
               </w:rPr>
               <w:tab/>
             </w:r>
@@ -1233,7 +1253,7 @@
                 <w:rFonts w:ascii="Arial" w:hAnsi="Arial" w:cs="Arial"/>
                 <w:noProof/>
               </w:rPr>
-              <w:t>Workflow to Cancel Order in ESW using Order API</w:t>
+              <w:t>ESW Webhooks Configuration</w:t>
             </w:r>
             <w:r>
               <w:rPr>
@@ -1254,7 +1274,7 @@
                 <w:noProof/>
                 <w:webHidden/>
               </w:rPr>
-              <w:instrText xml:space="preserve"> PAGEREF _Toc74308871 \h </w:instrText>
+              <w:instrText xml:space="preserve"> PAGEREF _Toc221569676 \h </w:instrText>
             </w:r>
             <w:r>
               <w:rPr>
@@ -1275,96 +1295,6 @@
                 <w:webHidden/>
               </w:rPr>
               <w:t>3</w:t>
-            </w:r>
-            <w:r>
-              <w:rPr>
-                <w:noProof/>
-                <w:webHidden/>
-              </w:rPr>
-              <w:fldChar w:fldCharType="end"/>
-            </w:r>
-          </w:hyperlink>
-        </w:p>
-        <w:p>
-          <w:pPr>
-            <w:pStyle w:val="TOC2"/>
-            <w:tabs>
-              <w:tab w:val="left" w:pos="880"/>
-              <w:tab w:val="right" w:leader="dot" w:pos="9350"/>
-            </w:tabs>
-            <w:rPr>
-              <w:rFonts w:asciiTheme="minorHAnsi" w:eastAsiaTheme="minorEastAsia" w:hAnsiTheme="minorHAnsi" w:cstheme="minorBidi"/>
-              <w:noProof/>
-              <w:sz w:val="22"/>
-              <w:szCs w:val="22"/>
-            </w:rPr>
-          </w:pPr>
-          <w:hyperlink w:anchor="_Toc74308872" w:history="1">
-            <w:r>
-              <w:rPr>
-                <w:rStyle w:val="Hyperlink"/>
-                <w:rFonts w:ascii="Arial" w:hAnsi="Arial" w:cs="Arial"/>
-                <w:noProof/>
-              </w:rPr>
-              <w:t>1.2</w:t>
-            </w:r>
-            <w:r>
-              <w:rPr>
-                <w:rFonts w:asciiTheme="minorHAnsi" w:eastAsiaTheme="minorEastAsia" w:hAnsiTheme="minorHAnsi" w:cstheme="minorBidi"/>
-                <w:noProof/>
-                <w:sz w:val="22"/>
-                <w:szCs w:val="22"/>
-              </w:rPr>
-              <w:tab/>
-            </w:r>
-            <w:r>
-              <w:rPr>
-                <w:rStyle w:val="Hyperlink"/>
-                <w:rFonts w:ascii="Arial" w:hAnsi="Arial" w:cs="Arial"/>
-                <w:noProof/>
-              </w:rPr>
-              <w:t>eShopWorld Order Cancellation (ESW =&gt; SFCC)</w:t>
-            </w:r>
-            <w:r>
-              <w:rPr>
-                <w:noProof/>
-                <w:webHidden/>
-              </w:rPr>
-              <w:tab/>
-            </w:r>
-            <w:r>
-              <w:rPr>
-                <w:noProof/>
-                <w:webHidden/>
-              </w:rPr>
-              <w:fldChar w:fldCharType="begin"/>
-            </w:r>
-            <w:r>
-              <w:rPr>
-                <w:noProof/>
-                <w:webHidden/>
-              </w:rPr>
-              <w:instrText xml:space="preserve"> PAGEREF _Toc74308872 \h </w:instrText>
-            </w:r>
-            <w:r>
-              <w:rPr>
-                <w:noProof/>
-                <w:webHidden/>
-              </w:rPr>
-            </w:r>
-            <w:r>
-              <w:rPr>
-                <w:noProof/>
-                <w:webHidden/>
-              </w:rPr>
-              <w:fldChar w:fldCharType="separate"/>
-            </w:r>
-            <w:r>
-              <w:rPr>
-                <w:noProof/>
-                <w:webHidden/>
-              </w:rPr>
-              <w:t>4</w:t>
             </w:r>
             <w:r>
               <w:rPr>
@@ -1379,31 +1309,37 @@
           <w:pPr>
             <w:pStyle w:val="TOC3"/>
             <w:tabs>
-              <w:tab w:val="left" w:pos="1100"/>
+              <w:tab w:val="left" w:pos="1200"/>
               <w:tab w:val="right" w:leader="dot" w:pos="9350"/>
             </w:tabs>
             <w:rPr>
               <w:rFonts w:asciiTheme="minorHAnsi" w:eastAsiaTheme="minorEastAsia" w:hAnsiTheme="minorHAnsi" w:cstheme="minorBidi"/>
               <w:noProof/>
-              <w:sz w:val="22"/>
-              <w:szCs w:val="22"/>
+              <w:kern w:val="2"/>
+              <w:sz w:val="24"/>
+              <w:szCs w:val="24"/>
+              <w:lang w:val="en-PK" w:eastAsia="en-PK"/>
+              <w14:ligatures w14:val="standardContextual"/>
             </w:rPr>
           </w:pPr>
-          <w:hyperlink w:anchor="_Toc74308873" w:history="1">
+          <w:hyperlink w:anchor="_Toc221569677" w:history="1">
             <w:r>
               <w:rPr>
                 <w:rStyle w:val="Hyperlink"/>
                 <w:rFonts w:ascii="Arial" w:hAnsi="Arial" w:cs="Arial"/>
                 <w:noProof/>
               </w:rPr>
-              <w:t>1.2.1</w:t>
+              <w:t>1.1.2</w:t>
             </w:r>
             <w:r>
               <w:rPr>
                 <w:rFonts w:asciiTheme="minorHAnsi" w:eastAsiaTheme="minorEastAsia" w:hAnsiTheme="minorHAnsi" w:cstheme="minorBidi"/>
                 <w:noProof/>
-                <w:sz w:val="22"/>
-                <w:szCs w:val="22"/>
+                <w:kern w:val="2"/>
+                <w:sz w:val="24"/>
+                <w:szCs w:val="24"/>
+                <w:lang w:val="en-PK" w:eastAsia="en-PK"/>
+                <w14:ligatures w14:val="standardContextual"/>
               </w:rPr>
               <w:tab/>
             </w:r>
@@ -1413,7 +1349,7 @@
                 <w:rFonts w:ascii="Arial" w:hAnsi="Arial" w:cs="Arial"/>
                 <w:noProof/>
               </w:rPr>
-              <w:t>ESW Webhooks Configuration</w:t>
+              <w:t>Workflow to Cancel Order in SFCC</w:t>
             </w:r>
             <w:r>
               <w:rPr>
@@ -1434,7 +1370,7 @@
                 <w:noProof/>
                 <w:webHidden/>
               </w:rPr>
-              <w:instrText xml:space="preserve"> PAGEREF _Toc74308873 \h </w:instrText>
+              <w:instrText xml:space="preserve"> PAGEREF _Toc221569677 \h </w:instrText>
             </w:r>
             <w:r>
               <w:rPr>
@@ -1454,97 +1390,7 @@
                 <w:noProof/>
                 <w:webHidden/>
               </w:rPr>
-              <w:t>4</w:t>
-            </w:r>
-            <w:r>
-              <w:rPr>
-                <w:noProof/>
-                <w:webHidden/>
-              </w:rPr>
-              <w:fldChar w:fldCharType="end"/>
-            </w:r>
-          </w:hyperlink>
-        </w:p>
-        <w:p>
-          <w:pPr>
-            <w:pStyle w:val="TOC3"/>
-            <w:tabs>
-              <w:tab w:val="left" w:pos="1100"/>
-              <w:tab w:val="right" w:leader="dot" w:pos="9350"/>
-            </w:tabs>
-            <w:rPr>
-              <w:rFonts w:asciiTheme="minorHAnsi" w:eastAsiaTheme="minorEastAsia" w:hAnsiTheme="minorHAnsi" w:cstheme="minorBidi"/>
-              <w:noProof/>
-              <w:sz w:val="22"/>
-              <w:szCs w:val="22"/>
-            </w:rPr>
-          </w:pPr>
-          <w:hyperlink w:anchor="_Toc74308874" w:history="1">
-            <w:r>
-              <w:rPr>
-                <w:rStyle w:val="Hyperlink"/>
-                <w:rFonts w:ascii="Arial" w:hAnsi="Arial" w:cs="Arial"/>
-                <w:noProof/>
-              </w:rPr>
-              <w:t>1.2.2</w:t>
-            </w:r>
-            <w:r>
-              <w:rPr>
-                <w:rFonts w:asciiTheme="minorHAnsi" w:eastAsiaTheme="minorEastAsia" w:hAnsiTheme="minorHAnsi" w:cstheme="minorBidi"/>
-                <w:noProof/>
-                <w:sz w:val="22"/>
-                <w:szCs w:val="22"/>
-              </w:rPr>
-              <w:tab/>
-            </w:r>
-            <w:r>
-              <w:rPr>
-                <w:rStyle w:val="Hyperlink"/>
-                <w:rFonts w:ascii="Arial" w:hAnsi="Arial" w:cs="Arial"/>
-                <w:noProof/>
-              </w:rPr>
-              <w:t>Workflow to Cancel Order in SFCC</w:t>
-            </w:r>
-            <w:r>
-              <w:rPr>
-                <w:noProof/>
-                <w:webHidden/>
-              </w:rPr>
-              <w:tab/>
-            </w:r>
-            <w:r>
-              <w:rPr>
-                <w:noProof/>
-                <w:webHidden/>
-              </w:rPr>
-              <w:fldChar w:fldCharType="begin"/>
-            </w:r>
-            <w:r>
-              <w:rPr>
-                <w:noProof/>
-                <w:webHidden/>
-              </w:rPr>
-              <w:instrText xml:space="preserve"> PAGEREF _Toc74308874 \h </w:instrText>
-            </w:r>
-            <w:r>
-              <w:rPr>
-                <w:noProof/>
-                <w:webHidden/>
-              </w:rPr>
-            </w:r>
-            <w:r>
-              <w:rPr>
-                <w:noProof/>
-                <w:webHidden/>
-              </w:rPr>
-              <w:fldChar w:fldCharType="separate"/>
-            </w:r>
-            <w:r>
-              <w:rPr>
-                <w:noProof/>
-                <w:webHidden/>
-              </w:rPr>
-              <w:t>5</w:t>
+              <w:t>3</w:t>
             </w:r>
             <w:r>
               <w:rPr>
@@ -1565,10 +1411,14 @@
             <w:rPr>
               <w:rFonts w:cstheme="minorBidi"/>
               <w:noProof/>
-              <w:lang w:val="en-IE" w:eastAsia="en-IE"/>
+              <w:kern w:val="2"/>
+              <w:sz w:val="24"/>
+              <w:szCs w:val="24"/>
+              <w:lang w:val="en-PK" w:eastAsia="en-PK"/>
+              <w14:ligatures w14:val="standardContextual"/>
             </w:rPr>
           </w:pPr>
-          <w:hyperlink w:anchor="_Toc74308875" w:history="1">
+          <w:hyperlink w:anchor="_Toc221569678" w:history="1">
             <w:r>
               <w:rPr>
                 <w:rStyle w:val="Hyperlink"/>
@@ -1583,7 +1433,11 @@
               <w:rPr>
                 <w:rFonts w:cstheme="minorBidi"/>
                 <w:noProof/>
-                <w:lang w:val="en-IE" w:eastAsia="en-IE"/>
+                <w:kern w:val="2"/>
+                <w:sz w:val="24"/>
+                <w:szCs w:val="24"/>
+                <w:lang w:val="en-PK" w:eastAsia="en-PK"/>
+                <w14:ligatures w14:val="standardContextual"/>
               </w:rPr>
               <w:tab/>
             </w:r>
@@ -1616,7 +1470,7 @@
                 <w:noProof/>
                 <w:webHidden/>
               </w:rPr>
-              <w:instrText xml:space="preserve"> PAGEREF _Toc74308875 \h </w:instrText>
+              <w:instrText xml:space="preserve"> PAGEREF _Toc221569678 \h </w:instrText>
             </w:r>
             <w:r>
               <w:rPr>
@@ -1636,7 +1490,7 @@
                 <w:noProof/>
                 <w:webHidden/>
               </w:rPr>
-              <w:t>5</w:t>
+              <w:t>4</w:t>
             </w:r>
             <w:r>
               <w:rPr>
@@ -1651,17 +1505,20 @@
           <w:pPr>
             <w:pStyle w:val="TOC2"/>
             <w:tabs>
-              <w:tab w:val="left" w:pos="880"/>
+              <w:tab w:val="left" w:pos="720"/>
               <w:tab w:val="right" w:leader="dot" w:pos="9350"/>
             </w:tabs>
             <w:rPr>
               <w:rFonts w:asciiTheme="minorHAnsi" w:eastAsiaTheme="minorEastAsia" w:hAnsiTheme="minorHAnsi" w:cstheme="minorBidi"/>
               <w:noProof/>
-              <w:sz w:val="22"/>
-              <w:szCs w:val="22"/>
+              <w:kern w:val="2"/>
+              <w:sz w:val="24"/>
+              <w:szCs w:val="24"/>
+              <w:lang w:val="en-PK" w:eastAsia="en-PK"/>
+              <w14:ligatures w14:val="standardContextual"/>
             </w:rPr>
           </w:pPr>
-          <w:hyperlink w:anchor="_Toc74308876" w:history="1">
+          <w:hyperlink w:anchor="_Toc221569679" w:history="1">
             <w:r>
               <w:rPr>
                 <w:rStyle w:val="Hyperlink"/>
@@ -1674,8 +1531,11 @@
               <w:rPr>
                 <w:rFonts w:asciiTheme="minorHAnsi" w:eastAsiaTheme="minorEastAsia" w:hAnsiTheme="minorHAnsi" w:cstheme="minorBidi"/>
                 <w:noProof/>
-                <w:sz w:val="22"/>
-                <w:szCs w:val="22"/>
+                <w:kern w:val="2"/>
+                <w:sz w:val="24"/>
+                <w:szCs w:val="24"/>
+                <w:lang w:val="en-PK" w:eastAsia="en-PK"/>
+                <w14:ligatures w14:val="standardContextual"/>
               </w:rPr>
               <w:tab/>
             </w:r>
@@ -1706,7 +1566,7 @@
                 <w:noProof/>
                 <w:webHidden/>
               </w:rPr>
-              <w:instrText xml:space="preserve"> PAGEREF _Toc74308876 \h </w:instrText>
+              <w:instrText xml:space="preserve"> PAGEREF _Toc221569679 \h </w:instrText>
             </w:r>
             <w:r>
               <w:rPr>
@@ -1726,7 +1586,7 @@
                 <w:noProof/>
                 <w:webHidden/>
               </w:rPr>
-              <w:t>5</w:t>
+              <w:t>4</w:t>
             </w:r>
             <w:r>
               <w:rPr>
@@ -1741,17 +1601,20 @@
           <w:pPr>
             <w:pStyle w:val="TOC2"/>
             <w:tabs>
-              <w:tab w:val="left" w:pos="880"/>
+              <w:tab w:val="left" w:pos="720"/>
               <w:tab w:val="right" w:leader="dot" w:pos="9350"/>
             </w:tabs>
             <w:rPr>
               <w:rFonts w:asciiTheme="minorHAnsi" w:eastAsiaTheme="minorEastAsia" w:hAnsiTheme="minorHAnsi" w:cstheme="minorBidi"/>
               <w:noProof/>
-              <w:sz w:val="22"/>
-              <w:szCs w:val="22"/>
+              <w:kern w:val="2"/>
+              <w:sz w:val="24"/>
+              <w:szCs w:val="24"/>
+              <w:lang w:val="en-PK" w:eastAsia="en-PK"/>
+              <w14:ligatures w14:val="standardContextual"/>
             </w:rPr>
           </w:pPr>
-          <w:hyperlink w:anchor="_Toc74308877" w:history="1">
+          <w:hyperlink w:anchor="_Toc221569680" w:history="1">
             <w:r>
               <w:rPr>
                 <w:rStyle w:val="Hyperlink"/>
@@ -1764,8 +1627,11 @@
               <w:rPr>
                 <w:rFonts w:asciiTheme="minorHAnsi" w:eastAsiaTheme="minorEastAsia" w:hAnsiTheme="minorHAnsi" w:cstheme="minorBidi"/>
                 <w:noProof/>
-                <w:sz w:val="22"/>
-                <w:szCs w:val="22"/>
+                <w:kern w:val="2"/>
+                <w:sz w:val="24"/>
+                <w:szCs w:val="24"/>
+                <w:lang w:val="en-PK" w:eastAsia="en-PK"/>
+                <w14:ligatures w14:val="standardContextual"/>
               </w:rPr>
               <w:tab/>
             </w:r>
@@ -1796,7 +1662,7 @@
                 <w:noProof/>
                 <w:webHidden/>
               </w:rPr>
-              <w:instrText xml:space="preserve"> PAGEREF _Toc74308877 \h </w:instrText>
+              <w:instrText xml:space="preserve"> PAGEREF _Toc221569680 \h </w:instrText>
             </w:r>
             <w:r>
               <w:rPr>
@@ -1816,7 +1682,7 @@
                 <w:noProof/>
                 <w:webHidden/>
               </w:rPr>
-              <w:t>6</w:t>
+              <w:t>5</w:t>
             </w:r>
             <w:r>
               <w:rPr>
@@ -1831,17 +1697,20 @@
           <w:pPr>
             <w:pStyle w:val="TOC3"/>
             <w:tabs>
-              <w:tab w:val="left" w:pos="1320"/>
+              <w:tab w:val="left" w:pos="1200"/>
               <w:tab w:val="right" w:leader="dot" w:pos="9350"/>
             </w:tabs>
             <w:rPr>
               <w:rFonts w:asciiTheme="minorHAnsi" w:eastAsiaTheme="minorEastAsia" w:hAnsiTheme="minorHAnsi" w:cstheme="minorBidi"/>
               <w:noProof/>
-              <w:sz w:val="22"/>
-              <w:szCs w:val="22"/>
+              <w:kern w:val="2"/>
+              <w:sz w:val="24"/>
+              <w:szCs w:val="24"/>
+              <w:lang w:val="en-PK" w:eastAsia="en-PK"/>
+              <w14:ligatures w14:val="standardContextual"/>
             </w:rPr>
           </w:pPr>
-          <w:hyperlink w:anchor="_Toc74308878" w:history="1">
+          <w:hyperlink w:anchor="_Toc221569681" w:history="1">
             <w:r>
               <w:rPr>
                 <w:rStyle w:val="Hyperlink"/>
@@ -1853,8 +1722,11 @@
               <w:rPr>
                 <w:rFonts w:asciiTheme="minorHAnsi" w:eastAsiaTheme="minorEastAsia" w:hAnsiTheme="minorHAnsi" w:cstheme="minorBidi"/>
                 <w:noProof/>
-                <w:sz w:val="22"/>
-                <w:szCs w:val="22"/>
+                <w:kern w:val="2"/>
+                <w:sz w:val="24"/>
+                <w:szCs w:val="24"/>
+                <w:lang w:val="en-PK" w:eastAsia="en-PK"/>
+                <w14:ligatures w14:val="standardContextual"/>
               </w:rPr>
               <w:tab/>
             </w:r>
@@ -1884,7 +1756,7 @@
                 <w:noProof/>
                 <w:webHidden/>
               </w:rPr>
-              <w:instrText xml:space="preserve"> PAGEREF _Toc74308878 \h </w:instrText>
+              <w:instrText xml:space="preserve"> PAGEREF _Toc221569681 \h </w:instrText>
             </w:r>
             <w:r>
               <w:rPr>
@@ -1904,187 +1776,7 @@
                 <w:noProof/>
                 <w:webHidden/>
               </w:rPr>
-              <w:t>7</w:t>
-            </w:r>
-            <w:r>
-              <w:rPr>
-                <w:noProof/>
-                <w:webHidden/>
-              </w:rPr>
-              <w:fldChar w:fldCharType="end"/>
-            </w:r>
-          </w:hyperlink>
-        </w:p>
-        <w:p>
-          <w:pPr>
-            <w:pStyle w:val="TOC2"/>
-            <w:tabs>
-              <w:tab w:val="left" w:pos="880"/>
-              <w:tab w:val="right" w:leader="dot" w:pos="9350"/>
-            </w:tabs>
-            <w:rPr>
-              <w:rFonts w:asciiTheme="minorHAnsi" w:eastAsiaTheme="minorEastAsia" w:hAnsiTheme="minorHAnsi" w:cstheme="minorBidi"/>
-              <w:noProof/>
-              <w:sz w:val="22"/>
-              <w:szCs w:val="22"/>
-            </w:rPr>
-          </w:pPr>
-          <w:hyperlink w:anchor="_Toc74308879" w:history="1">
-            <w:r>
-              <w:rPr>
-                <w:rStyle w:val="Hyperlink"/>
-                <w:rFonts w:ascii="Arial" w:hAnsi="Arial" w:cs="Arial"/>
-                <w:noProof/>
-              </w:rPr>
-              <w:t>2.3</w:t>
-            </w:r>
-            <w:r>
-              <w:rPr>
-                <w:rFonts w:asciiTheme="minorHAnsi" w:eastAsiaTheme="minorEastAsia" w:hAnsiTheme="minorHAnsi" w:cstheme="minorBidi"/>
-                <w:noProof/>
-                <w:sz w:val="22"/>
-                <w:szCs w:val="22"/>
-              </w:rPr>
-              <w:tab/>
-            </w:r>
-            <w:r>
-              <w:rPr>
-                <w:rStyle w:val="Hyperlink"/>
-                <w:rFonts w:ascii="Arial" w:hAnsi="Arial" w:cs="Arial"/>
-                <w:noProof/>
-              </w:rPr>
-              <w:t>EswOAuthService</w:t>
-            </w:r>
-            <w:r>
-              <w:rPr>
-                <w:noProof/>
-                <w:webHidden/>
-              </w:rPr>
-              <w:tab/>
-            </w:r>
-            <w:r>
-              <w:rPr>
-                <w:noProof/>
-                <w:webHidden/>
-              </w:rPr>
-              <w:fldChar w:fldCharType="begin"/>
-            </w:r>
-            <w:r>
-              <w:rPr>
-                <w:noProof/>
-                <w:webHidden/>
-              </w:rPr>
-              <w:instrText xml:space="preserve"> PAGEREF _Toc74308879 \h </w:instrText>
-            </w:r>
-            <w:r>
-              <w:rPr>
-                <w:noProof/>
-                <w:webHidden/>
-              </w:rPr>
-            </w:r>
-            <w:r>
-              <w:rPr>
-                <w:noProof/>
-                <w:webHidden/>
-              </w:rPr>
-              <w:fldChar w:fldCharType="separate"/>
-            </w:r>
-            <w:r>
-              <w:rPr>
-                <w:noProof/>
-                <w:webHidden/>
-              </w:rPr>
-              <w:t>7</w:t>
-            </w:r>
-            <w:r>
-              <w:rPr>
-                <w:noProof/>
-                <w:webHidden/>
-              </w:rPr>
-              <w:fldChar w:fldCharType="end"/>
-            </w:r>
-          </w:hyperlink>
-        </w:p>
-        <w:p>
-          <w:pPr>
-            <w:pStyle w:val="TOC2"/>
-            <w:tabs>
-              <w:tab w:val="left" w:pos="880"/>
-              <w:tab w:val="right" w:leader="dot" w:pos="9350"/>
-            </w:tabs>
-            <w:rPr>
-              <w:rFonts w:asciiTheme="minorHAnsi" w:eastAsiaTheme="minorEastAsia" w:hAnsiTheme="minorHAnsi" w:cstheme="minorBidi"/>
-              <w:noProof/>
-              <w:sz w:val="22"/>
-              <w:szCs w:val="22"/>
-            </w:rPr>
-          </w:pPr>
-          <w:hyperlink w:anchor="_Toc74308880" w:history="1">
-            <w:r>
-              <w:rPr>
-                <w:rStyle w:val="Hyperlink"/>
-                <w:rFonts w:ascii="Arial" w:hAnsi="Arial" w:cs="Arial"/>
-                <w:noProof/>
-              </w:rPr>
-              <w:t>2.4</w:t>
-            </w:r>
-            <w:r>
-              <w:rPr>
-                <w:rFonts w:asciiTheme="minorHAnsi" w:eastAsiaTheme="minorEastAsia" w:hAnsiTheme="minorHAnsi" w:cstheme="minorBidi"/>
-                <w:noProof/>
-                <w:sz w:val="22"/>
-                <w:szCs w:val="22"/>
-              </w:rPr>
-              <w:tab/>
-            </w:r>
-            <w:r>
-              <w:rPr>
-                <w:rStyle w:val="Hyperlink"/>
-                <w:rFonts w:ascii="Arial" w:hAnsi="Arial" w:cs="Arial"/>
-                <w:noProof/>
-              </w:rPr>
-              <w:t>EswOrderAPIV2Service</w:t>
-            </w:r>
-            <w:r>
-              <w:rPr>
-                <w:noProof/>
-                <w:webHidden/>
-              </w:rPr>
-              <w:tab/>
-            </w:r>
-            <w:r>
-              <w:rPr>
-                <w:noProof/>
-                <w:webHidden/>
-              </w:rPr>
-              <w:fldChar w:fldCharType="begin"/>
-            </w:r>
-            <w:r>
-              <w:rPr>
-                <w:noProof/>
-                <w:webHidden/>
-              </w:rPr>
-              <w:instrText xml:space="preserve"> PAGEREF _Toc74308880 \h </w:instrText>
-            </w:r>
-            <w:r>
-              <w:rPr>
-                <w:noProof/>
-                <w:webHidden/>
-              </w:rPr>
-            </w:r>
-            <w:r>
-              <w:rPr>
-                <w:noProof/>
-                <w:webHidden/>
-              </w:rPr>
-              <w:fldChar w:fldCharType="separate"/>
-            </w:r>
-            <w:r>
-              <w:rPr>
-                <w:noProof/>
-                <w:webHidden/>
-              </w:rPr>
-              <w:t>7</w:t>
+              <w:t>5</w:t>
             </w:r>
             <w:r>
               <w:rPr>
@@ -2382,7 +2074,7 @@
         </w:rPr>
       </w:pPr>
       <w:bookmarkStart w:id="0" w:name="_Toc72250859"/>
-      <w:bookmarkStart w:id="1" w:name="_Toc74308869"/>
+      <w:bookmarkStart w:id="1" w:name="_Toc221569674"/>
       <w:r>
         <w:rPr>
           <w:rFonts w:ascii="Arial" w:hAnsi="Arial" w:cs="Arial"/>
@@ -2391,7 +2083,6 @@
           <w:sz w:val="28"/>
           <w:szCs w:val="28"/>
         </w:rPr>
-        <w:lastRenderedPageBreak/>
         <w:t>Order Cancellation</w:t>
       </w:r>
       <w:r>
@@ -2474,6 +2165,7 @@
           <w:sz w:val="20"/>
           <w:szCs w:val="20"/>
         </w:rPr>
+        <w:lastRenderedPageBreak/>
         <w:t>The ESW-SFCC cartridge allows retailers to synchronize</w:t>
       </w:r>
       <w:r>
@@ -2515,7 +2207,7 @@
           <w:szCs w:val="28"/>
         </w:rPr>
       </w:pPr>
-      <w:bookmarkStart w:id="2" w:name="_Toc74308872"/>
+      <w:bookmarkStart w:id="2" w:name="_Toc221569675"/>
       <w:r>
         <w:rPr>
           <w:rFonts w:ascii="Arial" w:hAnsi="Arial" w:cs="Arial"/>
@@ -2618,7 +2310,7 @@
           <w:noProof/>
         </w:rPr>
         <w:drawing>
-          <wp:inline distT="0" distB="0" distL="0" distR="0" wp14:anchorId="513C56A6" wp14:editId="268F22B6">
+          <wp:inline distT="0" distB="0" distL="0" distR="0" wp14:anchorId="513C56A6" wp14:editId="1446EAC6">
             <wp:extent cx="5943600" cy="3147060"/>
             <wp:effectExtent l="0" t="0" r="0" b="0"/>
             <wp:docPr id="18" name="Picture 18"/>
@@ -2676,7 +2368,7 @@
           <w:sz w:val="28"/>
         </w:rPr>
       </w:pPr>
-      <w:bookmarkStart w:id="3" w:name="_Toc74308873"/>
+      <w:bookmarkStart w:id="3" w:name="_Toc221569676"/>
       <w:r>
         <w:rPr>
           <w:rFonts w:ascii="Arial" w:hAnsi="Arial" w:cs="Arial"/>
@@ -2837,13 +2529,12 @@
           <w:sz w:val="28"/>
         </w:rPr>
       </w:pPr>
-      <w:bookmarkStart w:id="4" w:name="_Toc74308874"/>
+      <w:bookmarkStart w:id="4" w:name="_Toc221569677"/>
       <w:r>
         <w:rPr>
           <w:rFonts w:ascii="Arial" w:hAnsi="Arial" w:cs="Arial"/>
           <w:sz w:val="28"/>
         </w:rPr>
-        <w:lastRenderedPageBreak/>
         <w:t xml:space="preserve">Workflow to </w:t>
       </w:r>
       <w:r>
@@ -2904,6 +2595,7 @@
           <w:sz w:val="20"/>
           <w:szCs w:val="20"/>
         </w:rPr>
+        <w:lastRenderedPageBreak/>
         <w:t>On successful order cancellation in ESW CSP, webhook will trigger the retailers provided subscribed SFCC endpoint (EShopWorld-</w:t>
       </w:r>
       <w:r>
@@ -2912,13 +2604,6 @@
           <w:szCs w:val="20"/>
         </w:rPr>
         <w:t>ProcessWebhook</w:t>
-      </w:r>
-      <w:r>
-        <w:rPr>
-          <w:sz w:val="20"/>
-          <w:szCs w:val="20"/>
-        </w:rPr>
-        <w:t>s</w:t>
       </w:r>
       <w:r>
         <w:rPr>
@@ -2951,7 +2636,8 @@
         </w:numPr>
         <w:jc w:val="both"/>
         <w:rPr>
-          <w:lang w:val="en-PK"/>
+          <w:sz w:val="20"/>
+          <w:szCs w:val="20"/>
         </w:rPr>
       </w:pPr>
       <w:r>
@@ -2966,73 +2652,58 @@
           <w:sz w:val="20"/>
           <w:szCs w:val="20"/>
         </w:rPr>
-        <w:t xml:space="preserve">endpoint will park cancelled order data in SFCC </w:t>
-      </w:r>
-      <w:r>
-        <w:rPr>
-          <w:sz w:val="20"/>
-          <w:szCs w:val="20"/>
-        </w:rPr>
-        <w:t xml:space="preserve">order custom attribute  </w:t>
-      </w:r>
-      <w:r>
-        <w:rPr>
-          <w:sz w:val="20"/>
-          <w:szCs w:val="20"/>
-          <w:lang w:val="en-PK"/>
-        </w:rPr>
-        <w:t>cancelOrderJsonPayload</w:t>
-      </w:r>
-      <w:r>
-        <w:rPr>
-          <w:sz w:val="20"/>
-          <w:szCs w:val="20"/>
-          <w:lang w:val="en-PK"/>
-        </w:rPr>
-        <w:t xml:space="preserve"> and will mark the </w:t>
-      </w:r>
-      <w:r>
-        <w:rPr>
-          <w:sz w:val="20"/>
-          <w:szCs w:val="20"/>
-          <w:lang w:val="en-PK"/>
-        </w:rPr>
-        <w:t xml:space="preserve">attribute </w:t>
-      </w:r>
-      <w:r>
-        <w:rPr>
-          <w:sz w:val="20"/>
-          <w:szCs w:val="20"/>
-          <w:lang w:val="en-PK"/>
-        </w:rPr>
-        <w:t>isEswCancelledOrder</w:t>
-      </w:r>
-      <w:r>
-        <w:rPr>
-          <w:sz w:val="20"/>
-          <w:szCs w:val="20"/>
-          <w:lang w:val="en-PK"/>
-        </w:rPr>
-        <w:t xml:space="preserve"> as true once all line items are cancelled.</w:t>
-      </w:r>
+        <w:t>endpoint will park cancelled order data in SFCC custom objects</w:t>
+      </w:r>
+      <w:r>
+        <w:rPr>
+          <w:sz w:val="20"/>
+          <w:szCs w:val="20"/>
+        </w:rPr>
+        <w:t xml:space="preserve"> </w:t>
+      </w:r>
+      <w:r>
+        <w:rPr>
+          <w:b/>
+          <w:bCs/>
+          <w:sz w:val="20"/>
+          <w:szCs w:val="20"/>
+        </w:rPr>
+        <w:t>eswCancelledOrders</w:t>
+      </w:r>
+      <w:r>
+        <w:rPr>
+          <w:sz w:val="20"/>
+          <w:szCs w:val="20"/>
+        </w:rPr>
+        <w:t xml:space="preserve"> temporarily for further processing</w:t>
+      </w:r>
+      <w:r>
+        <w:rPr>
+          <w:sz w:val="20"/>
+          <w:szCs w:val="20"/>
+        </w:rPr>
+        <w:t xml:space="preserve"> like below.</w:t>
+      </w:r>
+    </w:p>
+    <w:p>
+      <w:pPr>
+        <w:pStyle w:val="p"/>
+        <w:ind w:left="720"/>
+        <w:jc w:val="both"/>
+        <w:rPr>
+          <w:sz w:val="20"/>
+          <w:szCs w:val="20"/>
+        </w:rPr>
+      </w:pPr>
       <w:r>
         <w:rPr>
           <w:noProof/>
         </w:rPr>
-        <w:t xml:space="preserve"> </w:t>
-      </w:r>
-      <w:r>
-        <w:rPr>
-          <w:noProof/>
-          <w:sz w:val="20"/>
-          <w:szCs w:val="20"/>
-          <w:lang w:val="en-PK"/>
-        </w:rPr>
         <w:drawing>
-          <wp:inline distT="0" distB="0" distL="0" distR="0" wp14:anchorId="6296A14A" wp14:editId="2C932A56">
-            <wp:extent cx="5943600" cy="1296670"/>
-            <wp:effectExtent l="0" t="0" r="0" b="0"/>
-            <wp:docPr id="1443372580" name="Picture 1"/>
+          <wp:inline distT="0" distB="0" distL="0" distR="0" wp14:anchorId="36A2086B" wp14:editId="493E7F41">
+            <wp:extent cx="5943600" cy="2372995"/>
+            <wp:effectExtent l="0" t="0" r="0" b="8255"/>
+            <wp:docPr id="2" name="Picture 2"/>
             <wp:cNvGraphicFramePr>
               <a:graphicFrameLocks xmlns:a="http://schemas.openxmlformats.org/drawingml/2006/main" noChangeAspect="1"/>
             </wp:cNvGraphicFramePr>
@@ -3040,7 +2711,7 @@
               <a:graphicData uri="http://schemas.openxmlformats.org/drawingml/2006/picture">
                 <pic:pic xmlns:pic="http://schemas.openxmlformats.org/drawingml/2006/picture">
                   <pic:nvPicPr>
-                    <pic:cNvPr id="1443372580" name=""/>
+                    <pic:cNvPr id="1" name=""/>
                     <pic:cNvPicPr/>
                   </pic:nvPicPr>
                   <pic:blipFill>
@@ -3052,7 +2723,7 @@
                   <pic:spPr>
                     <a:xfrm>
                       <a:off x="0" y="0"/>
-                      <a:ext cx="5943600" cy="1296670"/>
+                      <a:ext cx="5943600" cy="2372995"/>
                     </a:xfrm>
                     <a:prstGeom prst="rect">
                       <a:avLst/>
@@ -3100,21 +2771,7 @@
           <w:sz w:val="20"/>
           <w:szCs w:val="20"/>
         </w:rPr>
-        <w:t xml:space="preserve"> will iterate over orders </w:t>
-      </w:r>
-      <w:r>
-        <w:rPr>
-          <w:sz w:val="20"/>
-          <w:szCs w:val="20"/>
-        </w:rPr>
-        <w:t xml:space="preserve">having </w:t>
-      </w:r>
-      <w:r>
-        <w:rPr>
-          <w:sz w:val="20"/>
-          <w:szCs w:val="20"/>
-        </w:rPr>
-        <w:t xml:space="preserve"> and mark as cancelled in SFCC. Job step </w:t>
+        <w:t xml:space="preserve"> will iterate over orders exist in custom objects and mark as cancelled in SFCC. Job step </w:t>
       </w:r>
       <w:r>
         <w:rPr>
@@ -3167,7 +2824,7 @@
         </w:rPr>
       </w:pPr>
       <w:bookmarkStart w:id="5" w:name="_Toc72738348"/>
-      <w:bookmarkStart w:id="6" w:name="_Toc74308875"/>
+      <w:bookmarkStart w:id="6" w:name="_Toc221569678"/>
       <w:r>
         <w:rPr>
           <w:rFonts w:ascii="Arial" w:hAnsi="Arial" w:cs="Arial"/>
@@ -3201,8 +2858,8 @@
           <w:szCs w:val="28"/>
         </w:rPr>
       </w:pPr>
-      <w:bookmarkStart w:id="7" w:name="_Toc74308876"/>
-      <w:bookmarkStart w:id="8" w:name="ESW_Package_Integration_Configuration"/>
+      <w:bookmarkStart w:id="7" w:name="ESW_Package_Integration_Configuration"/>
+      <w:bookmarkStart w:id="8" w:name="_Toc221569679"/>
       <w:r>
         <w:rPr>
           <w:rFonts w:ascii="Arial" w:hAnsi="Arial" w:cs="Arial"/>
@@ -3211,9 +2868,9 @@
         </w:rPr>
         <w:t>Import Metadata</w:t>
       </w:r>
-      <w:bookmarkEnd w:id="7"/>
-    </w:p>
-    <w:bookmarkEnd w:id="8"/>
+      <w:bookmarkEnd w:id="8"/>
+    </w:p>
+    <w:bookmarkEnd w:id="7"/>
     <w:p>
       <w:pPr>
         <w:pStyle w:val="p"/>
@@ -3266,25 +2923,7 @@
           <w:sz w:val="20"/>
           <w:szCs w:val="20"/>
         </w:rPr>
-        <w:t>link_eshopworld\</w:t>
-      </w:r>
-      <w:r>
-        <w:rPr>
-          <w:b/>
-          <w:bCs/>
-          <w:sz w:val="20"/>
-          <w:szCs w:val="20"/>
-        </w:rPr>
-        <w:t>Metadata</w:t>
-      </w:r>
-      <w:r>
-        <w:rPr>
-          <w:b/>
-          <w:bCs/>
-          <w:sz w:val="20"/>
-          <w:szCs w:val="20"/>
-        </w:rPr>
-        <w:t>\</w:t>
+        <w:t>link_eshopworld\sitesdata\</w:t>
       </w:r>
       <w:r>
         <w:rPr>
@@ -3426,7 +3065,7 @@
           <w:sz w:val="20"/>
           <w:szCs w:val="20"/>
         </w:rPr>
-        <w:t>custom attribute will be filled with transaction reference if order successfully cancelled in ESW</w:t>
+        <w:t>custom attribute will be filled with transaction reference if order successfully cancelled in ESW and this will be in ESW Order API response</w:t>
       </w:r>
       <w:r>
         <w:rPr>
@@ -3537,21 +3176,7 @@
           <w:sz w:val="20"/>
           <w:szCs w:val="20"/>
         </w:rPr>
-        <w:t xml:space="preserve">This attribute will hold the Success Message or Error Message coming in ESW </w:t>
-      </w:r>
-      <w:r>
-        <w:rPr>
-          <w:sz w:val="20"/>
-          <w:szCs w:val="20"/>
-        </w:rPr>
-        <w:t xml:space="preserve">Order Cancellation </w:t>
-      </w:r>
-      <w:r>
-        <w:rPr>
-          <w:sz w:val="20"/>
-          <w:szCs w:val="20"/>
-        </w:rPr>
-        <w:t>response</w:t>
+        <w:t>This attribute will hold the Success Message or Error Message coming in ESW Order API response</w:t>
       </w:r>
       <w:r>
         <w:rPr>
@@ -3581,6 +3206,7 @@
           <w:sz w:val="20"/>
           <w:szCs w:val="20"/>
         </w:rPr>
+        <w:lastRenderedPageBreak/>
         <w:t xml:space="preserve">ESW </w:t>
       </w:r>
       <w:r>
@@ -3589,21 +3215,35 @@
           <w:sz w:val="20"/>
           <w:szCs w:val="20"/>
         </w:rPr>
-        <w:t>Order Cancelled By</w:t>
-      </w:r>
-      <w:r>
-        <w:rPr>
-          <w:sz w:val="20"/>
-          <w:szCs w:val="20"/>
-        </w:rPr>
-        <w:t>: This</w:t>
-      </w:r>
-      <w:r>
-        <w:rPr>
-          <w:sz w:val="20"/>
-          <w:szCs w:val="20"/>
-        </w:rPr>
-        <w:t xml:space="preserve"> attribute will hold the value that who perform this cancellation action</w:t>
+        <w:t>Order Cancellation Retry Count</w:t>
+      </w:r>
+      <w:r>
+        <w:rPr>
+          <w:sz w:val="20"/>
+          <w:szCs w:val="20"/>
+        </w:rPr>
+        <w:t xml:space="preserve">: This </w:t>
+      </w:r>
+      <w:r>
+        <w:rPr>
+          <w:sz w:val="20"/>
+          <w:szCs w:val="20"/>
+        </w:rPr>
+        <w:t>attribute will hold the number of tries to cancel order in ESW using Order API</w:t>
+      </w:r>
+      <w:r>
+        <w:rPr>
+          <w:sz w:val="20"/>
+          <w:szCs w:val="20"/>
+        </w:rPr>
+        <w:t>.</w:t>
+      </w:r>
+      <w:r>
+        <w:rPr>
+          <w:sz w:val="20"/>
+          <w:szCs w:val="20"/>
+        </w:rPr>
+        <w:t xml:space="preserve"> SFCC Job will try max three times to cancel order in ESW.</w:t>
       </w:r>
     </w:p>
     <w:p>
@@ -3626,7 +3266,6 @@
           <w:sz w:val="20"/>
           <w:szCs w:val="20"/>
         </w:rPr>
-        <w:lastRenderedPageBreak/>
         <w:t xml:space="preserve">ESW </w:t>
       </w:r>
       <w:r>
@@ -3635,6 +3274,86 @@
           <w:sz w:val="20"/>
           <w:szCs w:val="20"/>
         </w:rPr>
+        <w:t>Order Cancelled By</w:t>
+      </w:r>
+      <w:r>
+        <w:rPr>
+          <w:sz w:val="20"/>
+          <w:szCs w:val="20"/>
+        </w:rPr>
+        <w:t>: This</w:t>
+      </w:r>
+      <w:r>
+        <w:rPr>
+          <w:sz w:val="20"/>
+          <w:szCs w:val="20"/>
+        </w:rPr>
+        <w:t xml:space="preserve"> attribute will hold the value that who perform this cancellation action, Retailer</w:t>
+      </w:r>
+      <w:r>
+        <w:rPr>
+          <w:sz w:val="20"/>
+          <w:szCs w:val="20"/>
+        </w:rPr>
+        <w:t>/ Shopper</w:t>
+      </w:r>
+      <w:r>
+        <w:rPr>
+          <w:sz w:val="20"/>
+          <w:szCs w:val="20"/>
+        </w:rPr>
+        <w:t xml:space="preserve"> or </w:t>
+      </w:r>
+      <w:r>
+        <w:rPr>
+          <w:sz w:val="20"/>
+          <w:szCs w:val="20"/>
+        </w:rPr>
+        <w:t>CSP</w:t>
+      </w:r>
+      <w:r>
+        <w:rPr>
+          <w:sz w:val="20"/>
+          <w:szCs w:val="20"/>
+        </w:rPr>
+        <w:t>.</w:t>
+      </w:r>
+      <w:r>
+        <w:rPr>
+          <w:sz w:val="20"/>
+          <w:szCs w:val="20"/>
+        </w:rPr>
+        <w:t xml:space="preserve"> In case of order cancellation from SFCC to ESW, this value will be Retailer.</w:t>
+      </w:r>
+    </w:p>
+    <w:p>
+      <w:pPr>
+        <w:pStyle w:val="p"/>
+        <w:numPr>
+          <w:ilvl w:val="0"/>
+          <w:numId w:val="2"/>
+        </w:numPr>
+        <w:jc w:val="both"/>
+        <w:rPr>
+          <w:rFonts w:eastAsiaTheme="minorEastAsia"/>
+          <w:sz w:val="20"/>
+          <w:szCs w:val="20"/>
+        </w:rPr>
+      </w:pPr>
+      <w:r>
+        <w:rPr>
+          <w:rStyle w:val="Strong"/>
+          <w:sz w:val="20"/>
+          <w:szCs w:val="20"/>
+        </w:rPr>
+        <w:t xml:space="preserve">ESW </w:t>
+      </w:r>
+      <w:r>
+        <w:rPr>
+          <w:rStyle w:val="Strong"/>
+          <w:sz w:val="20"/>
+          <w:szCs w:val="20"/>
+        </w:rPr>
         <w:t>Order Cancelled By User</w:t>
       </w:r>
       <w:r>
@@ -3650,6 +3369,58 @@
           <w:szCs w:val="20"/>
         </w:rPr>
         <w:t xml:space="preserve"> attribute will hold the email of the user whole triggered the cancellation.</w:t>
+      </w:r>
+    </w:p>
+    <w:p>
+      <w:pPr>
+        <w:pStyle w:val="p"/>
+        <w:ind w:left="360"/>
+        <w:jc w:val="both"/>
+        <w:rPr>
+          <w:rFonts w:eastAsiaTheme="minorEastAsia"/>
+          <w:b/>
+          <w:bCs/>
+          <w:sz w:val="20"/>
+          <w:szCs w:val="20"/>
+        </w:rPr>
+      </w:pPr>
+      <w:r>
+        <w:rPr>
+          <w:rStyle w:val="Strong"/>
+          <w:b w:val="0"/>
+          <w:bCs w:val="0"/>
+          <w:sz w:val="20"/>
+          <w:szCs w:val="20"/>
+        </w:rPr>
+        <w:t xml:space="preserve">Custom Object </w:t>
+      </w:r>
+      <w:r>
+        <w:rPr>
+          <w:rStyle w:val="Strong"/>
+          <w:sz w:val="20"/>
+          <w:szCs w:val="20"/>
+        </w:rPr>
+        <w:t>eswCancelledOrders</w:t>
+      </w:r>
+      <w:r>
+        <w:rPr>
+          <w:rStyle w:val="Strong"/>
+          <w:b w:val="0"/>
+          <w:bCs w:val="0"/>
+          <w:sz w:val="20"/>
+          <w:szCs w:val="20"/>
+        </w:rPr>
+        <w:t xml:space="preserve"> will be present in SFCC Custom Objects</w:t>
+      </w:r>
+      <w:r>
+        <w:rPr>
+          <w:rStyle w:val="Strong"/>
+          <w:b w:val="0"/>
+          <w:bCs w:val="0"/>
+          <w:sz w:val="20"/>
+          <w:szCs w:val="20"/>
+        </w:rPr>
+        <w:t>.</w:t>
       </w:r>
     </w:p>
     <w:p>
@@ -3662,9 +3433,9 @@
           <w:szCs w:val="28"/>
         </w:rPr>
       </w:pPr>
-      <w:bookmarkStart w:id="9" w:name="_Toc74308877"/>
-      <w:bookmarkStart w:id="10" w:name="eswRetailerPackageFeed_job"/>
-      <w:bookmarkStart w:id="11" w:name="eswRetailerOrderStatus_job"/>
+      <w:bookmarkStart w:id="9" w:name="eswRetailerPackageFeed_job"/>
+      <w:bookmarkStart w:id="10" w:name="eswRetailerOrderStatus_job"/>
+      <w:bookmarkStart w:id="11" w:name="_Toc221569680"/>
       <w:r>
         <w:rPr>
           <w:rFonts w:ascii="Arial" w:hAnsi="Arial" w:cs="Arial"/>
@@ -3705,10 +3476,10 @@
         </w:rPr>
         <w:t>ob</w:t>
       </w:r>
-      <w:bookmarkEnd w:id="9"/>
-    </w:p>
+      <w:bookmarkEnd w:id="11"/>
+    </w:p>
+    <w:bookmarkEnd w:id="9"/>
     <w:bookmarkEnd w:id="10"/>
-    <w:bookmarkEnd w:id="11"/>
     <w:p>
       <w:pPr>
         <w:pStyle w:val="p"/>
@@ -3761,35 +3532,42 @@
           <w:sz w:val="20"/>
           <w:szCs w:val="20"/>
         </w:rPr>
-        <w:t xml:space="preserve">cancelled orders status between </w:t>
-      </w:r>
-      <w:r>
-        <w:rPr>
-          <w:sz w:val="20"/>
-          <w:szCs w:val="20"/>
-        </w:rPr>
-        <w:t>ESW</w:t>
-      </w:r>
-      <w:r>
-        <w:rPr>
-          <w:sz w:val="20"/>
-          <w:szCs w:val="20"/>
-        </w:rPr>
-        <w:t xml:space="preserve"> &amp; </w:t>
-      </w:r>
-      <w:r>
-        <w:rPr>
-          <w:sz w:val="20"/>
-          <w:szCs w:val="20"/>
-        </w:rPr>
-        <w:t>SFCC</w:t>
-      </w:r>
-      <w:r>
-        <w:rPr>
-          <w:sz w:val="20"/>
-          <w:szCs w:val="20"/>
-        </w:rPr>
-        <w:t>.</w:t>
+        <w:t xml:space="preserve">cancelled orders status between SFCC &amp; ESW </w:t>
+      </w:r>
+      <w:r>
+        <w:rPr>
+          <w:sz w:val="20"/>
+          <w:szCs w:val="20"/>
+        </w:rPr>
+        <w:t xml:space="preserve">via the </w:t>
+      </w:r>
+      <w:r>
+        <w:rPr>
+          <w:sz w:val="20"/>
+          <w:szCs w:val="20"/>
+        </w:rPr>
+        <w:t>ESW Order</w:t>
+      </w:r>
+      <w:r>
+        <w:rPr>
+          <w:sz w:val="20"/>
+          <w:szCs w:val="20"/>
+        </w:rPr>
+        <w:t xml:space="preserve"> API v</w:t>
+      </w:r>
+      <w:r>
+        <w:rPr>
+          <w:sz w:val="20"/>
+          <w:szCs w:val="20"/>
+        </w:rPr>
+        <w:t>2</w:t>
+      </w:r>
+      <w:r>
+        <w:rPr>
+          <w:sz w:val="20"/>
+          <w:szCs w:val="20"/>
+        </w:rPr>
+        <w:t>.0.</w:t>
       </w:r>
       <w:r>
         <w:rPr>
@@ -3812,25 +3590,7 @@
           <w:sz w:val="20"/>
           <w:szCs w:val="20"/>
         </w:rPr>
-        <w:t>link_eshopworld\</w:t>
-      </w:r>
-      <w:r>
-        <w:rPr>
-          <w:b/>
-          <w:bCs/>
-          <w:sz w:val="20"/>
-          <w:szCs w:val="20"/>
-        </w:rPr>
-        <w:t>Meta</w:t>
-      </w:r>
-      <w:r>
-        <w:rPr>
-          <w:b/>
-          <w:bCs/>
-          <w:sz w:val="20"/>
-          <w:szCs w:val="20"/>
-        </w:rPr>
-        <w:t>data\jobs.xml</w:t>
+        <w:t>link_eshopworld\sitesdata\jobs.xml</w:t>
       </w:r>
     </w:p>
     <w:p>
@@ -3845,14 +3605,12 @@
       <w:r>
         <w:rPr>
           <w:noProof/>
-          <w:sz w:val="20"/>
-          <w:szCs w:val="20"/>
         </w:rPr>
         <w:drawing>
-          <wp:inline distT="0" distB="0" distL="0" distR="0" wp14:anchorId="795B8966" wp14:editId="614BF0B2">
-            <wp:extent cx="5943600" cy="1260475"/>
-            <wp:effectExtent l="0" t="0" r="0" b="0"/>
-            <wp:docPr id="122099381" name="Picture 1" descr="A screenshot of a computer&#10;&#10;AI-generated content may be incorrect."/>
+          <wp:inline distT="0" distB="0" distL="0" distR="0" wp14:anchorId="7D2A1524" wp14:editId="5706B40E">
+            <wp:extent cx="5943600" cy="2278380"/>
+            <wp:effectExtent l="0" t="0" r="0" b="7620"/>
+            <wp:docPr id="13" name="Picture 13"/>
             <wp:cNvGraphicFramePr>
               <a:graphicFrameLocks xmlns:a="http://schemas.openxmlformats.org/drawingml/2006/main" noChangeAspect="1"/>
             </wp:cNvGraphicFramePr>
@@ -3860,7 +3618,7 @@
               <a:graphicData uri="http://schemas.openxmlformats.org/drawingml/2006/picture">
                 <pic:pic xmlns:pic="http://schemas.openxmlformats.org/drawingml/2006/picture">
                   <pic:nvPicPr>
-                    <pic:cNvPr id="122099381" name="Picture 1" descr="A screenshot of a computer&#10;&#10;AI-generated content may be incorrect."/>
+                    <pic:cNvPr id="1" name=""/>
                     <pic:cNvPicPr/>
                   </pic:nvPicPr>
                   <pic:blipFill>
@@ -3872,7 +3630,7 @@
                   <pic:spPr>
                     <a:xfrm>
                       <a:off x="0" y="0"/>
-                      <a:ext cx="5943600" cy="1260475"/>
+                      <a:ext cx="5943600" cy="2278380"/>
                     </a:xfrm>
                     <a:prstGeom prst="rect">
                       <a:avLst/>
@@ -3908,14 +3666,7 @@
           <w:sz w:val="20"/>
           <w:szCs w:val="20"/>
         </w:rPr>
-        <w:t xml:space="preserve"> </w:t>
-      </w:r>
-      <w:r>
-        <w:rPr>
-          <w:sz w:val="20"/>
-          <w:szCs w:val="20"/>
-        </w:rPr>
-        <w:t>Job contains one step</w:t>
+        <w:t xml:space="preserve"> job contains two job steps as below:</w:t>
       </w:r>
     </w:p>
     <w:p>
@@ -3934,8 +3685,95 @@
           <w:sz w:val="20"/>
           <w:szCs w:val="20"/>
         </w:rPr>
-        <w:t>eswToSfccOrderCancellation</w:t>
-      </w:r>
+        <w:t>executeOrderStatus:</w:t>
+      </w:r>
+      <w:r>
+        <w:rPr>
+          <w:sz w:val="20"/>
+          <w:szCs w:val="20"/>
+        </w:rPr>
+        <w:t xml:space="preserve"> This job step cancel order in ESW CSP using Order API if order cancelled in SFCC. Retailers needs to add some parameters in this job.</w:t>
+      </w:r>
+    </w:p>
+    <w:p>
+      <w:pPr>
+        <w:pStyle w:val="p"/>
+        <w:numPr>
+          <w:ilvl w:val="0"/>
+          <w:numId w:val="2"/>
+        </w:numPr>
+        <w:jc w:val="both"/>
+        <w:rPr>
+          <w:sz w:val="18"/>
+          <w:szCs w:val="18"/>
+        </w:rPr>
+      </w:pPr>
+      <w:r>
+        <w:rPr>
+          <w:sz w:val="20"/>
+          <w:szCs w:val="20"/>
+        </w:rPr>
+        <w:t xml:space="preserve">actionBy [Retailer, </w:t>
+      </w:r>
+      <w:r>
+        <w:rPr>
+          <w:sz w:val="20"/>
+          <w:szCs w:val="20"/>
+        </w:rPr>
+        <w:t>CSP</w:t>
+      </w:r>
+      <w:r>
+        <w:rPr>
+          <w:sz w:val="20"/>
+          <w:szCs w:val="20"/>
+        </w:rPr>
+        <w:t xml:space="preserve">] – </w:t>
+      </w:r>
+      <w:r>
+        <w:rPr>
+          <w:sz w:val="18"/>
+          <w:szCs w:val="18"/>
+        </w:rPr>
+        <w:t>In SFCC value should be Retailer because order cancelled first in SFCC</w:t>
+      </w:r>
+      <w:r>
+        <w:rPr>
+          <w:sz w:val="18"/>
+          <w:szCs w:val="18"/>
+        </w:rPr>
+        <w:t>.</w:t>
+      </w:r>
+    </w:p>
+    <w:p>
+      <w:pPr>
+        <w:pStyle w:val="p"/>
+        <w:numPr>
+          <w:ilvl w:val="0"/>
+          <w:numId w:val="2"/>
+        </w:numPr>
+        <w:jc w:val="both"/>
+        <w:rPr>
+          <w:sz w:val="20"/>
+          <w:szCs w:val="20"/>
+        </w:rPr>
+      </w:pPr>
+      <w:r>
+        <w:rPr>
+          <w:sz w:val="20"/>
+          <w:szCs w:val="20"/>
+        </w:rPr>
+        <w:t>actionByUserEmail – Email of the user who is going to run this job.</w:t>
+      </w:r>
+    </w:p>
+    <w:p>
+      <w:pPr>
+        <w:pStyle w:val="p"/>
+        <w:jc w:val="both"/>
+        <w:rPr>
+          <w:sz w:val="20"/>
+          <w:szCs w:val="20"/>
+        </w:rPr>
+      </w:pPr>
       <w:r>
         <w:rPr>
           <w:b/>
@@ -3943,6 +3781,15 @@
           <w:sz w:val="20"/>
           <w:szCs w:val="20"/>
         </w:rPr>
+        <w:t>eswToSfccOrderCancellation</w:t>
+      </w:r>
+      <w:r>
+        <w:rPr>
+          <w:b/>
+          <w:bCs/>
+          <w:sz w:val="20"/>
+          <w:szCs w:val="20"/>
+        </w:rPr>
         <w:t>:</w:t>
       </w:r>
       <w:r>
@@ -3974,7 +3821,7 @@
           <w:sz w:val="28"/>
         </w:rPr>
       </w:pPr>
-      <w:bookmarkStart w:id="12" w:name="_Toc74308878"/>
+      <w:bookmarkStart w:id="12" w:name="_Toc221569681"/>
       <w:r>
         <w:rPr>
           <w:sz w:val="28"/>
@@ -4024,14 +3871,6 @@
         </w:rPr>
         <w:t xml:space="preserve"> </w:t>
       </w:r>
-    </w:p>
-    <w:p>
-      <w:pPr>
-        <w:jc w:val="center"/>
-        <w:rPr>
-          <w:rFonts w:ascii="Arial" w:eastAsia="Times New Roman" w:hAnsi="Arial" w:cs="Arial"/>
-        </w:rPr>
-      </w:pPr>
     </w:p>
     <w:sectPr>
       <w:pgSz w:w="12240" w:h="15840"/>

--- a/link_eshopworld/Documentation/eShopWorld_Order_Cancellation_Integration.docx
+++ b/link_eshopworld/Documentation/eShopWorld_Order_Cancellation_Integration.docx
@@ -91,7 +91,21 @@
                                     <w:sz w:val="20"/>
                                     <w:szCs w:val="20"/>
                                   </w:rPr>
-                                  <w:t>5.0.0</w:t>
+                                  <w:t>5.</w:t>
+                                </w:r>
+                                <w:r>
+                                  <w:rPr>
+                                    <w:sz w:val="20"/>
+                                    <w:szCs w:val="20"/>
+                                  </w:rPr>
+                                  <w:t>1</w:t>
+                                </w:r>
+                                <w:r>
+                                  <w:rPr>
+                                    <w:sz w:val="20"/>
+                                    <w:szCs w:val="20"/>
+                                  </w:rPr>
+                                  <w:t>.0</w:t>
                                 </w:r>
                               </w:p>
                               <w:p>
@@ -123,7 +137,14 @@
                                     <w:sz w:val="20"/>
                                     <w:szCs w:val="20"/>
                                   </w:rPr>
-                                  <w:t xml:space="preserve">February </w:t>
+                                  <w:t>May</w:t>
+                                </w:r>
+                                <w:r>
+                                  <w:rPr>
+                                    <w:sz w:val="20"/>
+                                    <w:szCs w:val="20"/>
+                                  </w:rPr>
+                                  <w:t xml:space="preserve"> </w:t>
                                 </w:r>
                                 <w:r>
                                   <w:rPr>
@@ -233,7 +254,21 @@
                               <w:sz w:val="20"/>
                               <w:szCs w:val="20"/>
                             </w:rPr>
-                            <w:t>5.0.0</w:t>
+                            <w:t>5.</w:t>
+                          </w:r>
+                          <w:r>
+                            <w:rPr>
+                              <w:sz w:val="20"/>
+                              <w:szCs w:val="20"/>
+                            </w:rPr>
+                            <w:t>1</w:t>
+                          </w:r>
+                          <w:r>
+                            <w:rPr>
+                              <w:sz w:val="20"/>
+                              <w:szCs w:val="20"/>
+                            </w:rPr>
+                            <w:t>.0</w:t>
                           </w:r>
                         </w:p>
                         <w:p>
@@ -265,7 +300,14 @@
                               <w:sz w:val="20"/>
                               <w:szCs w:val="20"/>
                             </w:rPr>
-                            <w:t xml:space="preserve">February </w:t>
+                            <w:t>May</w:t>
+                          </w:r>
+                          <w:r>
+                            <w:rPr>
+                              <w:sz w:val="20"/>
+                              <w:szCs w:val="20"/>
+                            </w:rPr>
+                            <w:t xml:space="preserve"> </w:t>
                           </w:r>
                           <w:r>
                             <w:rPr>
@@ -2310,7 +2352,7 @@
           <w:noProof/>
         </w:rPr>
         <w:drawing>
-          <wp:inline distT="0" distB="0" distL="0" distR="0" wp14:anchorId="513C56A6" wp14:editId="1446EAC6">
+          <wp:inline distT="0" distB="0" distL="0" distR="0" wp14:anchorId="513C56A6" wp14:editId="17F91B67">
             <wp:extent cx="5943600" cy="3147060"/>
             <wp:effectExtent l="0" t="0" r="0" b="0"/>
             <wp:docPr id="18" name="Picture 18"/>
@@ -2858,8 +2900,8 @@
           <w:szCs w:val="28"/>
         </w:rPr>
       </w:pPr>
-      <w:bookmarkStart w:id="7" w:name="ESW_Package_Integration_Configuration"/>
-      <w:bookmarkStart w:id="8" w:name="_Toc221569679"/>
+      <w:bookmarkStart w:id="7" w:name="_Toc221569679"/>
+      <w:bookmarkStart w:id="8" w:name="ESW_Package_Integration_Configuration"/>
       <w:r>
         <w:rPr>
           <w:rFonts w:ascii="Arial" w:hAnsi="Arial" w:cs="Arial"/>
@@ -2868,9 +2910,9 @@
         </w:rPr>
         <w:t>Import Metadata</w:t>
       </w:r>
-      <w:bookmarkEnd w:id="8"/>
-    </w:p>
-    <w:bookmarkEnd w:id="7"/>
+      <w:bookmarkEnd w:id="7"/>
+    </w:p>
+    <w:bookmarkEnd w:id="8"/>
     <w:p>
       <w:pPr>
         <w:pStyle w:val="p"/>
@@ -3433,9 +3475,9 @@
           <w:szCs w:val="28"/>
         </w:rPr>
       </w:pPr>
-      <w:bookmarkStart w:id="9" w:name="eswRetailerPackageFeed_job"/>
-      <w:bookmarkStart w:id="10" w:name="eswRetailerOrderStatus_job"/>
-      <w:bookmarkStart w:id="11" w:name="_Toc221569680"/>
+      <w:bookmarkStart w:id="9" w:name="_Toc221569680"/>
+      <w:bookmarkStart w:id="10" w:name="eswRetailerPackageFeed_job"/>
+      <w:bookmarkStart w:id="11" w:name="eswRetailerOrderStatus_job"/>
       <w:r>
         <w:rPr>
           <w:rFonts w:ascii="Arial" w:hAnsi="Arial" w:cs="Arial"/>
@@ -3476,10 +3518,10 @@
         </w:rPr>
         <w:t>ob</w:t>
       </w:r>
-      <w:bookmarkEnd w:id="11"/>
-    </w:p>
-    <w:bookmarkEnd w:id="9"/>
+      <w:bookmarkEnd w:id="9"/>
+    </w:p>
     <w:bookmarkEnd w:id="10"/>
+    <w:bookmarkEnd w:id="11"/>
     <w:p>
       <w:pPr>
         <w:pStyle w:val="p"/>

--- a/link_eshopworld/Documentation/eShopWorld_Order_Cancellation_Integration.docx
+++ b/link_eshopworld/Documentation/eShopWorld_Order_Cancellation_Integration.docx
@@ -105,7 +105,14 @@
                                     <w:sz w:val="20"/>
                                     <w:szCs w:val="20"/>
                                   </w:rPr>
-                                  <w:t>.0</w:t>
+                                  <w:t>.</w:t>
+                                </w:r>
+                                <w:r>
+                                  <w:rPr>
+                                    <w:sz w:val="20"/>
+                                    <w:szCs w:val="20"/>
+                                  </w:rPr>
+                                  <w:t>1</w:t>
                                 </w:r>
                               </w:p>
                               <w:p>
@@ -137,7 +144,7 @@
                                     <w:sz w:val="20"/>
                                     <w:szCs w:val="20"/>
                                   </w:rPr>
-                                  <w:t>May</w:t>
+                                  <w:t>June</w:t>
                                 </w:r>
                                 <w:r>
                                   <w:rPr>
@@ -268,7 +275,14 @@
                               <w:sz w:val="20"/>
                               <w:szCs w:val="20"/>
                             </w:rPr>
-                            <w:t>.0</w:t>
+                            <w:t>.</w:t>
+                          </w:r>
+                          <w:r>
+                            <w:rPr>
+                              <w:sz w:val="20"/>
+                              <w:szCs w:val="20"/>
+                            </w:rPr>
+                            <w:t>1</w:t>
                           </w:r>
                         </w:p>
                         <w:p>
@@ -300,7 +314,7 @@
                               <w:sz w:val="20"/>
                               <w:szCs w:val="20"/>
                             </w:rPr>
-                            <w:t>May</w:t>
+                            <w:t>June</w:t>
                           </w:r>
                           <w:r>
                             <w:rPr>
@@ -2352,7 +2366,7 @@
           <w:noProof/>
         </w:rPr>
         <w:drawing>
-          <wp:inline distT="0" distB="0" distL="0" distR="0" wp14:anchorId="513C56A6" wp14:editId="17F91B67">
+          <wp:inline distT="0" distB="0" distL="0" distR="0" wp14:anchorId="513C56A6" wp14:editId="4F742506">
             <wp:extent cx="5943600" cy="3147060"/>
             <wp:effectExtent l="0" t="0" r="0" b="0"/>
             <wp:docPr id="18" name="Picture 18"/>
@@ -5177,7 +5191,6 @@
   <w:style w:type="character" w:default="1" w:styleId="DefaultParagraphFont">
     <w:name w:val="Default Paragraph Font"/>
     <w:uiPriority w:val="1"/>
-    <w:semiHidden/>
     <w:unhideWhenUsed/>
   </w:style>
   <w:style w:type="table" w:default="1" w:styleId="TableNormal">

--- a/link_eshopworld/Documentation/eShopWorld_Order_Cancellation_Integration.docx
+++ b/link_eshopworld/Documentation/eShopWorld_Order_Cancellation_Integration.docx
@@ -91,7 +91,28 @@
                                     <w:sz w:val="20"/>
                                     <w:szCs w:val="20"/>
                                   </w:rPr>
-                                  <w:t>5.0.0</w:t>
+                                  <w:t>5.</w:t>
+                                </w:r>
+                                <w:r>
+                                  <w:rPr>
+                                    <w:sz w:val="20"/>
+                                    <w:szCs w:val="20"/>
+                                  </w:rPr>
+                                  <w:t>1</w:t>
+                                </w:r>
+                                <w:r>
+                                  <w:rPr>
+                                    <w:sz w:val="20"/>
+                                    <w:szCs w:val="20"/>
+                                  </w:rPr>
+                                  <w:t>.</w:t>
+                                </w:r>
+                                <w:r>
+                                  <w:rPr>
+                                    <w:sz w:val="20"/>
+                                    <w:szCs w:val="20"/>
+                                  </w:rPr>
+                                  <w:t>1</w:t>
                                 </w:r>
                               </w:p>
                               <w:p>
@@ -123,7 +144,14 @@
                                     <w:sz w:val="20"/>
                                     <w:szCs w:val="20"/>
                                   </w:rPr>
-                                  <w:t xml:space="preserve">February </w:t>
+                                  <w:t>June</w:t>
+                                </w:r>
+                                <w:r>
+                                  <w:rPr>
+                                    <w:sz w:val="20"/>
+                                    <w:szCs w:val="20"/>
+                                  </w:rPr>
+                                  <w:t xml:space="preserve"> </w:t>
                                 </w:r>
                                 <w:r>
                                   <w:rPr>
@@ -233,7 +261,28 @@
                               <w:sz w:val="20"/>
                               <w:szCs w:val="20"/>
                             </w:rPr>
-                            <w:t>5.0.0</w:t>
+                            <w:t>5.</w:t>
+                          </w:r>
+                          <w:r>
+                            <w:rPr>
+                              <w:sz w:val="20"/>
+                              <w:szCs w:val="20"/>
+                            </w:rPr>
+                            <w:t>1</w:t>
+                          </w:r>
+                          <w:r>
+                            <w:rPr>
+                              <w:sz w:val="20"/>
+                              <w:szCs w:val="20"/>
+                            </w:rPr>
+                            <w:t>.</w:t>
+                          </w:r>
+                          <w:r>
+                            <w:rPr>
+                              <w:sz w:val="20"/>
+                              <w:szCs w:val="20"/>
+                            </w:rPr>
+                            <w:t>1</w:t>
                           </w:r>
                         </w:p>
                         <w:p>
@@ -265,7 +314,14 @@
                               <w:sz w:val="20"/>
                               <w:szCs w:val="20"/>
                             </w:rPr>
-                            <w:t xml:space="preserve">February </w:t>
+                            <w:t>June</w:t>
+                          </w:r>
+                          <w:r>
+                            <w:rPr>
+                              <w:sz w:val="20"/>
+                              <w:szCs w:val="20"/>
+                            </w:rPr>
+                            <w:t xml:space="preserve"> </w:t>
                           </w:r>
                           <w:r>
                             <w:rPr>
@@ -2310,7 +2366,7 @@
           <w:noProof/>
         </w:rPr>
         <w:drawing>
-          <wp:inline distT="0" distB="0" distL="0" distR="0" wp14:anchorId="513C56A6" wp14:editId="1446EAC6">
+          <wp:inline distT="0" distB="0" distL="0" distR="0" wp14:anchorId="513C56A6" wp14:editId="4F742506">
             <wp:extent cx="5943600" cy="3147060"/>
             <wp:effectExtent l="0" t="0" r="0" b="0"/>
             <wp:docPr id="18" name="Picture 18"/>
@@ -2858,8 +2914,8 @@
           <w:szCs w:val="28"/>
         </w:rPr>
       </w:pPr>
-      <w:bookmarkStart w:id="7" w:name="ESW_Package_Integration_Configuration"/>
-      <w:bookmarkStart w:id="8" w:name="_Toc221569679"/>
+      <w:bookmarkStart w:id="7" w:name="_Toc221569679"/>
+      <w:bookmarkStart w:id="8" w:name="ESW_Package_Integration_Configuration"/>
       <w:r>
         <w:rPr>
           <w:rFonts w:ascii="Arial" w:hAnsi="Arial" w:cs="Arial"/>
@@ -2868,9 +2924,9 @@
         </w:rPr>
         <w:t>Import Metadata</w:t>
       </w:r>
-      <w:bookmarkEnd w:id="8"/>
-    </w:p>
-    <w:bookmarkEnd w:id="7"/>
+      <w:bookmarkEnd w:id="7"/>
+    </w:p>
+    <w:bookmarkEnd w:id="8"/>
     <w:p>
       <w:pPr>
         <w:pStyle w:val="p"/>
@@ -3433,9 +3489,9 @@
           <w:szCs w:val="28"/>
         </w:rPr>
       </w:pPr>
-      <w:bookmarkStart w:id="9" w:name="eswRetailerPackageFeed_job"/>
-      <w:bookmarkStart w:id="10" w:name="eswRetailerOrderStatus_job"/>
-      <w:bookmarkStart w:id="11" w:name="_Toc221569680"/>
+      <w:bookmarkStart w:id="9" w:name="_Toc221569680"/>
+      <w:bookmarkStart w:id="10" w:name="eswRetailerPackageFeed_job"/>
+      <w:bookmarkStart w:id="11" w:name="eswRetailerOrderStatus_job"/>
       <w:r>
         <w:rPr>
           <w:rFonts w:ascii="Arial" w:hAnsi="Arial" w:cs="Arial"/>
@@ -3476,10 +3532,10 @@
         </w:rPr>
         <w:t>ob</w:t>
       </w:r>
-      <w:bookmarkEnd w:id="11"/>
-    </w:p>
-    <w:bookmarkEnd w:id="9"/>
+      <w:bookmarkEnd w:id="9"/>
+    </w:p>
     <w:bookmarkEnd w:id="10"/>
+    <w:bookmarkEnd w:id="11"/>
     <w:p>
       <w:pPr>
         <w:pStyle w:val="p"/>
@@ -5135,7 +5191,6 @@
   <w:style w:type="character" w:default="1" w:styleId="DefaultParagraphFont">
     <w:name w:val="Default Paragraph Font"/>
     <w:uiPriority w:val="1"/>
-    <w:semiHidden/>
     <w:unhideWhenUsed/>
   </w:style>
   <w:style w:type="table" w:default="1" w:styleId="TableNormal">
